--- a/c03/FILM-Excel-03-Auditare.docx
+++ b/c03/FILM-Excel-03-Auditare.docx
@@ -117,6 +117,313 @@
           <w:sz w:val="20"/>
         </w:rPr>
         <w:t>Inainte de orice analiza, auditul tehnic.</w:t>
+      </w:r>
+    </w:p>
+    <w:p>
+      <w:r>
+        <w:rPr>
+          <w:b/>
+          <w:color w:val="000000"/>
+          <w:sz w:val="32"/>
+        </w:rPr>
+        <w:t>SLIDES EXECUTIVE · SHOW FINAL VIDEO</w:t>
+      </w:r>
+    </w:p>
+    <w:p>
+      <w:r>
+        <w:rPr>
+          <w:b w:val="0"/>
+          <w:sz w:val="20"/>
+        </w:rPr>
+        <w:t>Cele 6 slide-uri din show-ul executiv de la finalul videoului (recapitulare cinematică, una per etapă). STARE = exec-emotion (2-3 cuvinte). FRAZĂ DE IMPACT = exec-phrase (o frază memorabilă). Sursă pentru slide-urile exec din HTML-Video; editează-le aici și se propagă în machete.</w:t>
+      </w:r>
+    </w:p>
+    <w:p>
+      <w:r>
+        <w:rPr>
+          <w:b/>
+          <w:color w:val="000000"/>
+          <w:sz w:val="26"/>
+        </w:rPr>
+        <w:t>SLIDE EXEC 1 · REALITATE</w:t>
+      </w:r>
+    </w:p>
+    <w:p>
+      <w:r>
+        <w:rPr>
+          <w:b/>
+          <w:color w:val="333333"/>
+          <w:sz w:val="22"/>
+        </w:rPr>
+        <w:t>STARE (exec-emotion)</w:t>
+      </w:r>
+    </w:p>
+    <w:p>
+      <w:r>
+        <w:rPr>
+          <w:b w:val="0"/>
+          <w:sz w:val="20"/>
+        </w:rPr>
+        <w:t>Curățenia înșelătoare</w:t>
+      </w:r>
+    </w:p>
+    <w:p>
+      <w:r>
+        <w:rPr>
+          <w:b/>
+          <w:color w:val="333333"/>
+          <w:sz w:val="22"/>
+        </w:rPr>
+        <w:t>FRAZĂ DE IMPACT (exec-phrase)</w:t>
+      </w:r>
+    </w:p>
+    <w:p>
+      <w:r>
+        <w:rPr>
+          <w:b w:val="0"/>
+          <w:sz w:val="20"/>
+        </w:rPr>
+        <w:t>Datele par curate. Astăzi am demonstrat că nu erau.</w:t>
+      </w:r>
+    </w:p>
+    <w:p>
+      <w:r>
+        <w:rPr>
+          <w:b/>
+          <w:color w:val="000000"/>
+          <w:sz w:val="26"/>
+        </w:rPr>
+        <w:t>SLIDE EXEC 2 · INVESTIGAȚIE</w:t>
+      </w:r>
+    </w:p>
+    <w:p>
+      <w:r>
+        <w:rPr>
+          <w:b/>
+          <w:color w:val="333333"/>
+          <w:sz w:val="22"/>
+        </w:rPr>
+        <w:t>STARE (exec-emotion)</w:t>
+      </w:r>
+    </w:p>
+    <w:p>
+      <w:r>
+        <w:rPr>
+          <w:b w:val="0"/>
+          <w:sz w:val="20"/>
+        </w:rPr>
+        <w:t>Audit forensic</w:t>
+      </w:r>
+    </w:p>
+    <w:p>
+      <w:r>
+        <w:rPr>
+          <w:b/>
+          <w:color w:val="333333"/>
+          <w:sz w:val="22"/>
+        </w:rPr>
+        <w:t>FRAZĂ DE IMPACT (exec-phrase)</w:t>
+      </w:r>
+    </w:p>
+    <w:p>
+      <w:r>
+        <w:rPr>
+          <w:b w:val="0"/>
+          <w:sz w:val="20"/>
+        </w:rPr>
+        <w:t>AI-ul nu repară. AI-ul mărturisește.</w:t>
+      </w:r>
+    </w:p>
+    <w:p>
+      <w:r>
+        <w:rPr>
+          <w:b/>
+          <w:color w:val="000000"/>
+          <w:sz w:val="26"/>
+        </w:rPr>
+        <w:t>SLIDE EXEC 3 · TRANSFORMARE</w:t>
+      </w:r>
+    </w:p>
+    <w:p>
+      <w:r>
+        <w:rPr>
+          <w:b/>
+          <w:color w:val="333333"/>
+          <w:sz w:val="22"/>
+        </w:rPr>
+        <w:t>STARE (exec-emotion)</w:t>
+      </w:r>
+    </w:p>
+    <w:p>
+      <w:r>
+        <w:rPr>
+          <w:b w:val="0"/>
+          <w:sz w:val="20"/>
+        </w:rPr>
+        <w:t>Neutralizare tehnică</w:t>
+      </w:r>
+    </w:p>
+    <w:p>
+      <w:r>
+        <w:rPr>
+          <w:b/>
+          <w:color w:val="333333"/>
+          <w:sz w:val="22"/>
+        </w:rPr>
+        <w:t>FRAZĂ DE IMPACT (exec-phrase)</w:t>
+      </w:r>
+    </w:p>
+    <w:p>
+      <w:r>
+        <w:rPr>
+          <w:b w:val="0"/>
+          <w:sz w:val="20"/>
+        </w:rPr>
+        <w:t>Nu am modificat valori. Am neutralizat contaminări tehnice.</w:t>
+      </w:r>
+    </w:p>
+    <w:p>
+      <w:r>
+        <w:rPr>
+          <w:b/>
+          <w:color w:val="000000"/>
+          <w:sz w:val="26"/>
+        </w:rPr>
+        <w:t>SLIDE EXEC 4 · VERIFICARE</w:t>
+      </w:r>
+    </w:p>
+    <w:p>
+      <w:r>
+        <w:rPr>
+          <w:b/>
+          <w:color w:val="333333"/>
+          <w:sz w:val="22"/>
+        </w:rPr>
+        <w:t>STARE (exec-emotion)</w:t>
+      </w:r>
+    </w:p>
+    <w:p>
+      <w:r>
+        <w:rPr>
+          <w:b w:val="0"/>
+          <w:sz w:val="20"/>
+        </w:rPr>
+        <w:t>Dovada prin formulă</w:t>
+      </w:r>
+    </w:p>
+    <w:p>
+      <w:r>
+        <w:rPr>
+          <w:b/>
+          <w:color w:val="333333"/>
+          <w:sz w:val="22"/>
+        </w:rPr>
+        <w:t>FRAZĂ DE IMPACT (exec-phrase)</w:t>
+      </w:r>
+    </w:p>
+    <w:p>
+      <w:r>
+        <w:rPr>
+          <w:b w:val="0"/>
+          <w:sz w:val="20"/>
+        </w:rPr>
+        <w:t>Un proces care a rulat nu este un proces care a funcționat.</w:t>
+      </w:r>
+    </w:p>
+    <w:p>
+      <w:r>
+        <w:rPr>
+          <w:b/>
+          <w:color w:val="000000"/>
+          <w:sz w:val="26"/>
+        </w:rPr>
+        <w:t>SLIDE EXEC 5 · STABILIZARE</w:t>
+      </w:r>
+    </w:p>
+    <w:p>
+      <w:r>
+        <w:rPr>
+          <w:b/>
+          <w:color w:val="333333"/>
+          <w:sz w:val="22"/>
+        </w:rPr>
+        <w:t>STARE (exec-emotion)</w:t>
+      </w:r>
+    </w:p>
+    <w:p>
+      <w:r>
+        <w:rPr>
+          <w:b w:val="0"/>
+          <w:sz w:val="20"/>
+        </w:rPr>
+        <w:t>Protocol permanent</w:t>
+      </w:r>
+    </w:p>
+    <w:p>
+      <w:r>
+        <w:rPr>
+          <w:b/>
+          <w:color w:val="333333"/>
+          <w:sz w:val="22"/>
+        </w:rPr>
+        <w:t>FRAZĂ DE IMPACT (exec-phrase)</w:t>
+      </w:r>
+    </w:p>
+    <w:p>
+      <w:r>
+        <w:rPr>
+          <w:b w:val="0"/>
+          <w:sz w:val="20"/>
+        </w:rPr>
+        <w:t>Un audit reușit astăzi este o contaminare nedetectată mâine. Dacă nu există protocol.</w:t>
+      </w:r>
+    </w:p>
+    <w:p>
+      <w:r>
+        <w:rPr>
+          <w:b/>
+          <w:color w:val="000000"/>
+          <w:sz w:val="26"/>
+        </w:rPr>
+        <w:t>SLIDE EXEC 6 · CONFIRMARE</w:t>
+      </w:r>
+    </w:p>
+    <w:p>
+      <w:r>
+        <w:rPr>
+          <w:b/>
+          <w:color w:val="333333"/>
+          <w:sz w:val="22"/>
+        </w:rPr>
+        <w:t>STARE (exec-emotion)</w:t>
+      </w:r>
+    </w:p>
+    <w:p>
+      <w:r>
+        <w:rPr>
+          <w:b w:val="0"/>
+          <w:sz w:val="20"/>
+        </w:rPr>
+        <w:t>Predarea auditului</w:t>
+      </w:r>
+    </w:p>
+    <w:p>
+      <w:r>
+        <w:rPr>
+          <w:b/>
+          <w:color w:val="333333"/>
+          <w:sz w:val="22"/>
+        </w:rPr>
+        <w:t>FRAZĂ DE IMPACT (exec-phrase)</w:t>
+      </w:r>
+    </w:p>
+    <w:p>
+      <w:r>
+        <w:rPr>
+          <w:b w:val="0"/>
+          <w:sz w:val="20"/>
+        </w:rPr>
+        <w:t>Pare curat. De data asta, chiar este.</w:t>
       </w:r>
     </w:p>
     <w:p>

--- a/c03/FILM-Excel-03-Auditare.docx
+++ b/c03/FILM-Excel-03-Auditare.docx
@@ -117,6 +117,54 @@
           <w:sz w:val="20"/>
         </w:rPr>
         <w:t>Inainte de orice analiza, auditul tehnic.</w:t>
+      </w:r>
+    </w:p>
+    <w:p>
+      <w:pPr>
+        <w:spacing w:before="200" w:after="80"/>
+      </w:pPr>
+      <w:r>
+        <w:rPr>
+          <w:b/>
+          <w:sz w:val="26"/>
+        </w:rPr>
+        <w:t>WOW (PAYOFF FINAL)</w:t>
+      </w:r>
+    </w:p>
+    <w:p>
+      <w:pPr>
+        <w:spacing w:after="80"/>
+      </w:pPr>
+      <w:r>
+        <w:rPr>
+          <w:rFonts w:ascii="Calibri" w:hAnsi="Calibri"/>
+          <w:sz w:val="20"/>
+        </w:rPr>
+        <w:t>550 contaminari demonstrate empiric in 5 categorii. Suma martor conservata 7,986,019.38 lei.</w:t>
+      </w:r>
+    </w:p>
+    <w:p>
+      <w:pPr>
+        <w:spacing w:before="200" w:after="80"/>
+      </w:pPr>
+      <w:r>
+        <w:rPr>
+          <w:b/>
+          <w:sz w:val="26"/>
+        </w:rPr>
+        <w:t>MOTTO (SEMNATURA OPERATOR)</w:t>
+      </w:r>
+    </w:p>
+    <w:p>
+      <w:pPr>
+        <w:spacing w:after="80"/>
+      </w:pPr>
+      <w:r>
+        <w:rPr>
+          <w:rFonts w:ascii="Calibri" w:hAnsi="Calibri"/>
+          <w:sz w:val="20"/>
+        </w:rPr>
+        <w:t>Auditam ce nu se vede.</w:t>
       </w:r>
     </w:p>
     <w:p>
@@ -424,54 +472,6 @@
           <w:sz w:val="20"/>
         </w:rPr>
         <w:t>Pare curat. De data asta, chiar este.</w:t>
-      </w:r>
-    </w:p>
-    <w:p>
-      <w:pPr>
-        <w:spacing w:before="200" w:after="80"/>
-      </w:pPr>
-      <w:r>
-        <w:rPr>
-          <w:b/>
-          <w:sz w:val="26"/>
-        </w:rPr>
-        <w:t>WOW (PAYOFF FINAL)</w:t>
-      </w:r>
-    </w:p>
-    <w:p>
-      <w:pPr>
-        <w:spacing w:after="80"/>
-      </w:pPr>
-      <w:r>
-        <w:rPr>
-          <w:rFonts w:ascii="Calibri" w:hAnsi="Calibri"/>
-          <w:sz w:val="20"/>
-        </w:rPr>
-        <w:t>550 contaminari demonstrate empiric in 5 categorii. Suma martor conservata 7,986,019.38 lei.</w:t>
-      </w:r>
-    </w:p>
-    <w:p>
-      <w:pPr>
-        <w:spacing w:before="200" w:after="80"/>
-      </w:pPr>
-      <w:r>
-        <w:rPr>
-          <w:b/>
-          <w:sz w:val="26"/>
-        </w:rPr>
-        <w:t>MOTTO (SEMNATURA OPERATOR)</w:t>
-      </w:r>
-    </w:p>
-    <w:p>
-      <w:pPr>
-        <w:spacing w:after="80"/>
-      </w:pPr>
-      <w:r>
-        <w:rPr>
-          <w:rFonts w:ascii="Calibri" w:hAnsi="Calibri"/>
-          <w:sz w:val="20"/>
-        </w:rPr>
-        <w:t>Auditam ce nu se vede.</w:t>
       </w:r>
     </w:p>
     <w:p>

--- a/c03/FILM-Excel-03-Auditare.docx
+++ b/c03/FILM-Excel-03-Auditare.docx
@@ -152,7 +152,7 @@
           <w:b/>
           <w:sz w:val="26"/>
         </w:rPr>
-        <w:t>MOTTO (SEMNATURA OPERATOR)</w:t>
+        <w:t>MOTTO (SEMNATURA)</w:t>
       </w:r>
     </w:p>
     <w:p>
@@ -544,7 +544,7 @@
           <w:rFonts w:ascii="Calibri" w:hAnsi="Calibri"/>
           <w:sz w:val="20"/>
         </w:rPr>
-        <w:t>Audit + executie controlata. Raporteaza ce vede, aplica transformari cerute explicit de operator.</w:t>
+        <w:t>Audit + executie controlata. Raporteaza ce vede, aplica transformari cerute explicit de noi.</w:t>
       </w:r>
     </w:p>
     <w:p>
@@ -582,7 +582,7 @@
           <w:color w:val="333333"/>
           <w:sz w:val="22"/>
         </w:rPr>
-        <w:t>OPERATORUL</w:t>
+        <w:t>NOI</w:t>
       </w:r>
     </w:p>
     <w:p>
@@ -594,7 +594,7 @@
           <w:rFonts w:ascii="Calibri" w:hAnsi="Calibri"/>
           <w:sz w:val="20"/>
         </w:rPr>
-        <w:t>Cere demonstratia, accepta transformarile, verifica martorul. Nu reconstruieste, doar face controlabil.</w:t>
+        <w:t>Cerem demonstratia, acceptam transformarile, verificam martorul. Nu reconstruim, doar facem controlabil.</w:t>
       </w:r>
     </w:p>
     <w:p>
@@ -792,7 +792,7 @@
           <w:rFonts w:ascii="Calibri" w:hAnsi="Calibri"/>
           <w:sz w:val="20"/>
         </w:rPr>
-        <w:t>Operatorul deschide fisierul predat de C2, recunoaste aparenta, fixeaza martorul.</w:t>
+        <w:t>Deschidem fisierul predat de C2, recunoaste aparenta, fixeaza martorul.</w:t>
       </w:r>
     </w:p>
     <w:p>
@@ -817,7 +817,7 @@
           <w:rFonts w:ascii="Calibri" w:hAnsi="Calibri"/>
           <w:sz w:val="20"/>
         </w:rPr>
-        <w:t>Recunoastere si control. Operatorul nu inventeaza, urmareste fenomenul.</w:t>
+        <w:t>Recunoastere si control. Nu inventam, urmarim fenomenul.</w:t>
       </w:r>
     </w:p>
     <w:p>
@@ -893,7 +893,7 @@
           <w:rFonts w:ascii="Calibri" w:hAnsi="Calibri"/>
           <w:sz w:val="20"/>
         </w:rPr>
-        <w:t>AI propune, operatorul confirma. Niciun pas neexplicit.</w:t>
+        <w:t>AI propune, noi confirmam. Niciun pas neexplicit.</w:t>
       </w:r>
     </w:p>
     <w:p>
@@ -918,7 +918,7 @@
           <w:rFonts w:ascii="Calibri" w:hAnsi="Calibri"/>
           <w:sz w:val="20"/>
         </w:rPr>
-        <w:t>Operatorul rosteste martorul: 'Etapa 1 confirmata. Predam mai departe.'</w:t>
+        <w:t>Confirmam martorul: 'Etapa 1 confirmata. Predam mai departe.'</w:t>
       </w:r>
     </w:p>
     <w:p>
@@ -1030,7 +1030,7 @@
           <w:rFonts w:ascii="Calibri" w:hAnsi="Calibri"/>
           <w:sz w:val="20"/>
         </w:rPr>
-        <w:t>Recunoastere si control. Operatorul nu inventeaza, urmareste fenomenul.</w:t>
+        <w:t>Recunoastere si control. Nu inventam, urmarim fenomenul.</w:t>
       </w:r>
     </w:p>
     <w:p>
@@ -1106,7 +1106,7 @@
           <w:rFonts w:ascii="Calibri" w:hAnsi="Calibri"/>
           <w:sz w:val="20"/>
         </w:rPr>
-        <w:t>AI propune, operatorul confirma. Niciun pas neexplicit.</w:t>
+        <w:t>AI propune, noi confirmam. Niciun pas neexplicit.</w:t>
       </w:r>
     </w:p>
     <w:p>
@@ -1131,7 +1131,7 @@
           <w:rFonts w:ascii="Calibri" w:hAnsi="Calibri"/>
           <w:sz w:val="20"/>
         </w:rPr>
-        <w:t>Operatorul rosteste martorul: 'Etapa 2 confirmata. Predam mai departe.'</w:t>
+        <w:t>Confirmam martorul: 'Etapa 2 confirmata. Predam mai departe.'</w:t>
       </w:r>
     </w:p>
     <w:p>
@@ -1243,7 +1243,7 @@
           <w:rFonts w:ascii="Calibri" w:hAnsi="Calibri"/>
           <w:sz w:val="20"/>
         </w:rPr>
-        <w:t>Recunoastere si control. Operatorul nu inventeaza, urmareste fenomenul.</w:t>
+        <w:t>Recunoastere si control. Nu inventam, urmarim fenomenul.</w:t>
       </w:r>
     </w:p>
     <w:p>
@@ -1319,7 +1319,7 @@
           <w:rFonts w:ascii="Calibri" w:hAnsi="Calibri"/>
           <w:sz w:val="20"/>
         </w:rPr>
-        <w:t>AI propune, operatorul confirma. Niciun pas neexplicit.</w:t>
+        <w:t>AI propune, noi confirmam. Niciun pas neexplicit.</w:t>
       </w:r>
     </w:p>
     <w:p>
@@ -1344,7 +1344,7 @@
           <w:rFonts w:ascii="Calibri" w:hAnsi="Calibri"/>
           <w:sz w:val="20"/>
         </w:rPr>
-        <w:t>Operatorul rosteste martorul: 'Etapa 3 confirmata. Predam mai departe.'</w:t>
+        <w:t>Confirmam martorul: 'Etapa 3 confirmata. Predam mai departe.'</w:t>
       </w:r>
     </w:p>
     <w:p>
@@ -1456,7 +1456,7 @@
           <w:rFonts w:ascii="Calibri" w:hAnsi="Calibri"/>
           <w:sz w:val="20"/>
         </w:rPr>
-        <w:t>Recunoastere si control. Operatorul nu inventeaza, urmareste fenomenul.</w:t>
+        <w:t>Recunoastere si control. Nu inventam, urmarim fenomenul.</w:t>
       </w:r>
     </w:p>
     <w:p>
@@ -1532,7 +1532,7 @@
           <w:rFonts w:ascii="Calibri" w:hAnsi="Calibri"/>
           <w:sz w:val="20"/>
         </w:rPr>
-        <w:t>AI propune, operatorul confirma. Niciun pas neexplicit.</w:t>
+        <w:t>AI propune, noi confirmam. Niciun pas neexplicit.</w:t>
       </w:r>
     </w:p>
     <w:p>
@@ -1557,7 +1557,7 @@
           <w:rFonts w:ascii="Calibri" w:hAnsi="Calibri"/>
           <w:sz w:val="20"/>
         </w:rPr>
-        <w:t>Operatorul rosteste martorul: 'Etapa 4 confirmata. Predam mai departe.'</w:t>
+        <w:t>Confirmam martorul: 'Etapa 4 confirmata. Predam mai departe.'</w:t>
       </w:r>
     </w:p>
     <w:p>
@@ -1669,7 +1669,7 @@
           <w:rFonts w:ascii="Calibri" w:hAnsi="Calibri"/>
           <w:sz w:val="20"/>
         </w:rPr>
-        <w:t>Recunoastere si control. Operatorul nu inventeaza, urmareste fenomenul.</w:t>
+        <w:t>Recunoastere si control. Nu inventam, urmarim fenomenul.</w:t>
       </w:r>
     </w:p>
     <w:p>
@@ -1745,7 +1745,7 @@
           <w:rFonts w:ascii="Calibri" w:hAnsi="Calibri"/>
           <w:sz w:val="20"/>
         </w:rPr>
-        <w:t>AI propune, operatorul confirma. Niciun pas neexplicit.</w:t>
+        <w:t>AI propune, noi confirmam. Niciun pas neexplicit.</w:t>
       </w:r>
     </w:p>
     <w:p>
@@ -1770,7 +1770,7 @@
           <w:rFonts w:ascii="Calibri" w:hAnsi="Calibri"/>
           <w:sz w:val="20"/>
         </w:rPr>
-        <w:t>Operatorul rosteste martorul: 'Etapa 5 confirmata. Predam mai departe.'</w:t>
+        <w:t>Confirmam martorul: 'Etapa 5 confirmata. Predam mai departe.'</w:t>
       </w:r>
     </w:p>
     <w:p>
@@ -1882,7 +1882,7 @@
           <w:rFonts w:ascii="Calibri" w:hAnsi="Calibri"/>
           <w:sz w:val="20"/>
         </w:rPr>
-        <w:t>Recunoastere si control. Operatorul nu inventeaza, urmareste fenomenul.</w:t>
+        <w:t>Recunoastere si control. Nu inventam, urmarim fenomenul.</w:t>
       </w:r>
     </w:p>
     <w:p>
@@ -1958,7 +1958,7 @@
           <w:rFonts w:ascii="Calibri" w:hAnsi="Calibri"/>
           <w:sz w:val="20"/>
         </w:rPr>
-        <w:t>AI propune, operatorul confirma. Niciun pas neexplicit.</w:t>
+        <w:t>AI propune, noi confirmam. Niciun pas neexplicit.</w:t>
       </w:r>
     </w:p>
     <w:p>
@@ -1983,7 +1983,7 @@
           <w:rFonts w:ascii="Calibri" w:hAnsi="Calibri"/>
           <w:sz w:val="20"/>
         </w:rPr>
-        <w:t>Operatorul rosteste martorul: 'Etapa 6 confirmata. Predam mai departe.'</w:t>
+        <w:t>Confirmam martorul: 'Etapa 6 confirmata. Predam mai departe.'</w:t>
       </w:r>
     </w:p>
     <w:p>

--- a/c03/FILM-Excel-03-Auditare.docx
+++ b/c03/FILM-Excel-03-Auditare.docx
@@ -582,7 +582,7 @@
           <w:color w:val="333333"/>
           <w:sz w:val="22"/>
         </w:rPr>
-        <w:t>NOI</w:t>
+        <w:t>CONTROL UMAN</w:t>
       </w:r>
     </w:p>
     <w:p>

--- a/c03/FILM-Excel-03-Auditare.docx
+++ b/c03/FILM-Excel-03-Auditare.docx
@@ -172,7 +172,7 @@
         <w:spacing w:before="200" w:after="80"/>
       </w:pPr>
       <w:r>
-        <w:t>Eliminăm contaminările care fac Excel să mintă fără să se vadă.</w:t>
+        <w:t>Dacă datele par curate dar ascund contaminări invizibile, formulele, rapoartele și AI-ul lucrează pe o minciună tehnică. Demonstrăm contaminarea și dovedim că valoarea reală rămâne intactă.</w:t>
       </w:r>
     </w:p>
     <w:p>
@@ -579,7 +579,7 @@
         <w:rPr>
           <w:sz w:val="20"/>
         </w:rPr>
-        <w:t>Protocol permanent</w:t>
+        <w:t>Verificare repetabilă</w:t>
       </w:r>
     </w:p>
     <w:p>
@@ -596,13 +596,12 @@
         <w:rPr>
           <w:sz w:val="20"/>
         </w:rPr>
-        <w:t>O contaminare eliminată azi revine mâine. Dacă nu există protocol</w:t>
-      </w:r>
-      <w:r>
-        <w:rPr>
-          <w:sz w:val="20"/>
-        </w:rPr>
-        <w:t>.</w:t>
+        <w:t>Un audit care nu se poate repeta nu e dovadă, e o coincidență.</w:t>
+      </w:r>
+      <w:r>
+        <w:rPr>
+          <w:sz w:val="20"/>
+        </w:rPr>
       </w:r>
     </w:p>
     <w:p>
@@ -2564,7 +2563,7 @@
           <w:rFonts w:ascii="Calibri" w:hAnsi="Calibri"/>
           <w:sz w:val="20"/>
         </w:rPr>
-        <w:t xml:space="preserve">Power Query </w:t>
+        <w:t>Auditul rămâne repetabil ca verificare pe orice export nou. Mecanismul permanent, refreshabil, îl construiește C04.</w:t>
       </w:r>
       <w:proofErr w:type="spellStart"/>
       <w:r>
@@ -2572,7 +2571,6 @@
           <w:rFonts w:ascii="Calibri" w:hAnsi="Calibri"/>
           <w:sz w:val="20"/>
         </w:rPr>
-        <w:t>stabilizează</w:t>
       </w:r>
       <w:proofErr w:type="spellEnd"/>
       <w:r>
@@ -2580,7 +2578,6 @@
           <w:rFonts w:ascii="Calibri" w:hAnsi="Calibri"/>
           <w:sz w:val="20"/>
         </w:rPr>
-        <w:t xml:space="preserve"> fluxul. Refresh All re-aplică </w:t>
       </w:r>
       <w:proofErr w:type="spellStart"/>
       <w:r>
@@ -2588,7 +2585,6 @@
           <w:rFonts w:ascii="Calibri" w:hAnsi="Calibri"/>
           <w:sz w:val="20"/>
         </w:rPr>
-        <w:t>transformările</w:t>
       </w:r>
       <w:proofErr w:type="spellEnd"/>
       <w:r>
@@ -2596,7 +2592,6 @@
           <w:rFonts w:ascii="Calibri" w:hAnsi="Calibri"/>
           <w:sz w:val="20"/>
         </w:rPr>
-        <w:t>.</w:t>
       </w:r>
     </w:p>
     <w:p>

--- a/c03/FILM-Excel-03-Auditare.docx
+++ b/c03/FILM-Excel-03-Auditare.docx
@@ -346,6 +346,90 @@
           <w:sz w:val="20"/>
         </w:rPr>
         <w:t>Audităm ce nu se vede.</w:t>
+      </w:r>
+    </w:p>
+    <w:p>
+      <w:pPr>
+        <w:spacing w:before="200" w:after="80"/>
+      </w:pPr>
+      <w:r>
+        <w:rPr>
+          <w:b/>
+          <w:sz w:val="26"/>
+        </w:rPr>
+        <w:t xml:space="preserve">ARC TRANSFORMARE · CINE DEVINE CURSANTUL</w:t>
+      </w:r>
+    </w:p>
+    <w:p>
+      <w:pPr>
+        <w:spacing w:after="80"/>
+      </w:pPr>
+      <w:r>
+        <w:rPr>
+          <w:rFonts w:ascii="Calibri" w:hAnsi="Calibri"/>
+          <w:sz w:val="20"/>
+        </w:rPr>
+        <w:t xml:space="preserve">Stratul pedagogic din HTML-Studiu (sursa de adevăr a arcului, propagat de aici). Două voci: TU (persoana a II-a) și DATE (tehnic).</w:t>
+      </w:r>
+    </w:p>
+    <w:p>
+      <w:pPr>
+        <w:spacing w:after="80"/>
+      </w:pPr>
+      <w:r>
+        <w:rPr>
+          <w:rFonts w:ascii="Calibri" w:hAnsi="Calibri"/>
+          <w:sz w:val="20"/>
+        </w:rPr>
+        <w:t xml:space="preserve">BOMBA (idee dominantă): Arată curat. Nu este.</w:t>
+      </w:r>
+    </w:p>
+    <w:p>
+      <w:pPr>
+        <w:spacing w:after="80"/>
+      </w:pPr>
+      <w:r>
+        <w:rPr>
+          <w:rFonts w:ascii="Calibri" w:hAnsi="Calibri"/>
+          <w:sz w:val="20"/>
+        </w:rPr>
+        <w:t xml:space="preserve">SUNĂ CUNOSCUT (recunoaștere): Lucrezi cu un tabel care pare în regulă. Și totuși: o căutare nu găsește o valoare care există vizibil pe ecran; o sumă returnează zero pe o coloană plină de numere; două nume identice la vedere nu se potrivesc niciodată.</w:t>
+      </w:r>
+    </w:p>
+    <w:p>
+      <w:pPr>
+        <w:spacing w:after="80"/>
+      </w:pPr>
+      <w:r>
+        <w:rPr>
+          <w:rFonts w:ascii="Calibri" w:hAnsi="Calibri"/>
+          <w:sz w:val="20"/>
+        </w:rPr>
+        <w:t xml:space="preserve">GREȘEALA CLASICĂ: Oamenii curăță ce se vede. Profesioniștii auditează ce nu se vede.</w:t>
+      </w:r>
+    </w:p>
+    <w:p>
+      <w:pPr>
+        <w:spacing w:after="80"/>
+      </w:pPr>
+      <w:r>
+        <w:rPr>
+          <w:rFonts w:ascii="Calibri" w:hAnsi="Calibri"/>
+          <w:sz w:val="20"/>
+        </w:rPr>
+        <w:t xml:space="preserve">AHA (vârf): Nu poți avea încredere în date pe care nu le-ai auditat.</w:t>
+      </w:r>
+    </w:p>
+    <w:p>
+      <w:pPr>
+        <w:spacing w:after="80"/>
+      </w:pPr>
+      <w:r>
+        <w:rPr>
+          <w:rFonts w:ascii="Calibri" w:hAnsi="Calibri"/>
+          <w:sz w:val="20"/>
+        </w:rPr>
+        <w:t xml:space="preserve">CINE DEVII (promisiune): Nu mai vezi date curate. Vezi date neauditate.</w:t>
       </w:r>
     </w:p>
     <w:p>

--- a/c03/FILM-Excel-03-Auditare.docx
+++ b/c03/FILM-Excel-03-Auditare.docx
@@ -381,7 +381,7 @@
           <w:rFonts w:ascii="Calibri" w:hAnsi="Calibri"/>
           <w:sz w:val="20"/>
         </w:rPr>
-        <w:t xml:space="preserve">BOMBA (idee dominantă): Arată curat. Nu este.</w:t>
+        <w:t xml:space="preserve">BOMBA (idee dominantă): Invizibil cu ochiul. Vizibil sub audit.</w:t>
       </w:r>
     </w:p>
     <w:p>
@@ -569,7 +569,7 @@
         <w:rPr>
           <w:sz w:val="20"/>
         </w:rPr>
-        <w:t>Neutralizare tehnică</w:t>
+        <w:t xml:space="preserve">Dovada recuperabilității</w:t>
       </w:r>
     </w:p>
     <w:p>
@@ -586,7 +586,7 @@
         <w:rPr>
           <w:sz w:val="20"/>
         </w:rPr>
-        <w:t>Nu am modificat valori. Am neutralizat contaminări tehnice.</w:t>
+        <w:t xml:space="preserve">Nu am curățat datele. Am dovedit că pot fi recuperate.</w:t>
       </w:r>
     </w:p>
     <w:p>
@@ -922,7 +922,7 @@
           <w:rFonts w:ascii="Calibri" w:hAnsi="Calibri"/>
           <w:sz w:val="20"/>
         </w:rPr>
-        <w:t xml:space="preserve">Audit + </w:t>
+        <w:t xml:space="preserve">Audit forensic. Raportează ce vede și ce ascunde, fără să atingă datele.</w:t>
       </w:r>
       <w:proofErr w:type="spellStart"/>
       <w:r>
@@ -930,7 +930,7 @@
           <w:rFonts w:ascii="Calibri" w:hAnsi="Calibri"/>
           <w:sz w:val="20"/>
         </w:rPr>
-        <w:t>execuție</w:t>
+        <w:t/>
       </w:r>
       <w:proofErr w:type="spellEnd"/>
       <w:r>
@@ -938,7 +938,7 @@
           <w:rFonts w:ascii="Calibri" w:hAnsi="Calibri"/>
           <w:sz w:val="20"/>
         </w:rPr>
-        <w:t xml:space="preserve"> controlată. </w:t>
+        <w:t/>
       </w:r>
       <w:proofErr w:type="spellStart"/>
       <w:r>
@@ -946,7 +946,7 @@
           <w:rFonts w:ascii="Calibri" w:hAnsi="Calibri"/>
           <w:sz w:val="20"/>
         </w:rPr>
-        <w:t>Raportează</w:t>
+        <w:t/>
       </w:r>
       <w:proofErr w:type="spellEnd"/>
       <w:r>
@@ -954,7 +954,7 @@
           <w:rFonts w:ascii="Calibri" w:hAnsi="Calibri"/>
           <w:sz w:val="20"/>
         </w:rPr>
-        <w:t xml:space="preserve"> ce vede, aplică </w:t>
+        <w:t/>
       </w:r>
       <w:proofErr w:type="spellStart"/>
       <w:r>
@@ -962,7 +962,7 @@
           <w:rFonts w:ascii="Calibri" w:hAnsi="Calibri"/>
           <w:sz w:val="20"/>
         </w:rPr>
-        <w:t>transformări</w:t>
+        <w:t/>
       </w:r>
       <w:proofErr w:type="spellEnd"/>
       <w:r>
@@ -970,7 +970,7 @@
           <w:rFonts w:ascii="Calibri" w:hAnsi="Calibri"/>
           <w:sz w:val="20"/>
         </w:rPr>
-        <w:t xml:space="preserve"> cerute explicit de noi.</w:t>
+        <w:t/>
       </w:r>
     </w:p>
     <w:p>
@@ -1027,7 +1027,7 @@
           <w:rFonts w:ascii="Calibri" w:hAnsi="Calibri"/>
           <w:sz w:val="20"/>
         </w:rPr>
-        <w:t xml:space="preserve">Cerem </w:t>
+        <w:t xml:space="preserve">Cerem dovada recuperabilității și verificăm martorul. Nu curățăm, doar demonstrăm.</w:t>
       </w:r>
       <w:proofErr w:type="spellStart"/>
       <w:r>
@@ -1035,7 +1035,7 @@
           <w:rFonts w:ascii="Calibri" w:hAnsi="Calibri"/>
           <w:sz w:val="20"/>
         </w:rPr>
-        <w:t>demonstrația</w:t>
+        <w:t/>
       </w:r>
       <w:proofErr w:type="spellEnd"/>
       <w:r>
@@ -1043,7 +1043,7 @@
           <w:rFonts w:ascii="Calibri" w:hAnsi="Calibri"/>
           <w:sz w:val="20"/>
         </w:rPr>
-        <w:t xml:space="preserve">, acceptăm </w:t>
+        <w:t/>
       </w:r>
       <w:proofErr w:type="spellStart"/>
       <w:r>
@@ -1051,7 +1051,7 @@
           <w:rFonts w:ascii="Calibri" w:hAnsi="Calibri"/>
           <w:sz w:val="20"/>
         </w:rPr>
-        <w:t>transformările</w:t>
+        <w:t/>
       </w:r>
       <w:proofErr w:type="spellEnd"/>
       <w:r>
@@ -1059,7 +1059,7 @@
           <w:rFonts w:ascii="Calibri" w:hAnsi="Calibri"/>
           <w:sz w:val="20"/>
         </w:rPr>
-        <w:t>, verificăm martorul. Nu reconstruim, doar facem controlabil.</w:t>
+        <w:t/>
       </w:r>
     </w:p>
     <w:p>
@@ -1414,7 +1414,7 @@
           <w:rFonts w:ascii="Calibri" w:hAnsi="Calibri"/>
           <w:sz w:val="20"/>
         </w:rPr>
-        <w:t>Recunoaștere</w:t>
+        <w:t xml:space="preserve">Audit, nu reparație. Observăm ce ascunde aparența curată.</w:t>
       </w:r>
       <w:proofErr w:type="spellEnd"/>
       <w:r>
@@ -1422,7 +1422,7 @@
           <w:rFonts w:ascii="Calibri" w:hAnsi="Calibri"/>
           <w:sz w:val="20"/>
         </w:rPr>
-        <w:t xml:space="preserve"> și control. Nu inventăm, </w:t>
+        <w:t/>
       </w:r>
       <w:proofErr w:type="spellStart"/>
       <w:r>
@@ -1430,7 +1430,7 @@
           <w:rFonts w:ascii="Calibri" w:hAnsi="Calibri"/>
           <w:sz w:val="20"/>
         </w:rPr>
-        <w:t>urmărim</w:t>
+        <w:t/>
       </w:r>
       <w:proofErr w:type="spellEnd"/>
       <w:r>
@@ -1438,7 +1438,7 @@
           <w:rFonts w:ascii="Calibri" w:hAnsi="Calibri"/>
           <w:sz w:val="20"/>
         </w:rPr>
-        <w:t xml:space="preserve"> fenomenul.</w:t>
+        <w:t/>
       </w:r>
     </w:p>
     <w:p>
@@ -1503,7 +1503,7 @@
           <w:rFonts w:ascii="Calibri" w:hAnsi="Calibri"/>
           <w:sz w:val="20"/>
         </w:rPr>
-        <w:t xml:space="preserve">Pe ecran: </w:t>
+        <w:t xml:space="preserve">Pe ecran: acțiunile etapei 1. Deschidem exportul, citim structura, fixăm martorul valorii.</w:t>
       </w:r>
       <w:proofErr w:type="spellStart"/>
       <w:r>
@@ -1511,7 +1511,7 @@
           <w:rFonts w:ascii="Calibri" w:hAnsi="Calibri"/>
           <w:sz w:val="20"/>
         </w:rPr>
-        <w:t>acțiunile</w:t>
+        <w:t/>
       </w:r>
       <w:proofErr w:type="spellEnd"/>
       <w:r>
@@ -1519,7 +1519,7 @@
           <w:rFonts w:ascii="Calibri" w:hAnsi="Calibri"/>
           <w:sz w:val="20"/>
         </w:rPr>
-        <w:t xml:space="preserve"> concrete ale etapei 1. Cursorul </w:t>
+        <w:t/>
       </w:r>
       <w:proofErr w:type="spellStart"/>
       <w:r>
@@ -1527,7 +1527,7 @@
           <w:rFonts w:ascii="Calibri" w:hAnsi="Calibri"/>
           <w:sz w:val="20"/>
         </w:rPr>
-        <w:t>navighează</w:t>
+        <w:t/>
       </w:r>
       <w:proofErr w:type="spellEnd"/>
       <w:r>
@@ -1535,7 +1535,7 @@
           <w:rFonts w:ascii="Calibri" w:hAnsi="Calibri"/>
           <w:sz w:val="20"/>
         </w:rPr>
-        <w:t xml:space="preserve">, AI </w:t>
+        <w:t/>
       </w:r>
       <w:proofErr w:type="spellStart"/>
       <w:r>
@@ -1543,7 +1543,7 @@
           <w:rFonts w:ascii="Calibri" w:hAnsi="Calibri"/>
           <w:sz w:val="20"/>
         </w:rPr>
-        <w:t>raportează</w:t>
+        <w:t/>
       </w:r>
       <w:proofErr w:type="spellEnd"/>
       <w:r>
@@ -1551,7 +1551,7 @@
           <w:rFonts w:ascii="Calibri" w:hAnsi="Calibri"/>
           <w:sz w:val="20"/>
         </w:rPr>
-        <w:t>, datele se schimbă controlat.</w:t>
+        <w:t/>
       </w:r>
     </w:p>
     <w:p>
@@ -1623,7 +1623,7 @@
           <w:rFonts w:ascii="Calibri" w:hAnsi="Calibri"/>
           <w:sz w:val="20"/>
         </w:rPr>
-        <w:t>Pe ecran: efectul etapei 1 vizibil. Fenomenul recunoscut, transformat sau verificat.</w:t>
+        <w:t xml:space="preserve">Pe ecran: efectul etapei 1. Tabelul pare curat, martorul valorii e fixat.</w:t>
       </w:r>
     </w:p>
     <w:p>
@@ -1740,7 +1740,7 @@
           <w:rFonts w:ascii="Calibri" w:hAnsi="Calibri"/>
           <w:sz w:val="20"/>
         </w:rPr>
-        <w:t>Recunoaștere</w:t>
+        <w:t xml:space="preserve">Întrebăm înainte să atingem. AI numără, noi confirmăm.</w:t>
       </w:r>
       <w:proofErr w:type="spellEnd"/>
       <w:r>
@@ -1748,7 +1748,7 @@
           <w:rFonts w:ascii="Calibri" w:hAnsi="Calibri"/>
           <w:sz w:val="20"/>
         </w:rPr>
-        <w:t xml:space="preserve"> și control. Nu inventăm, </w:t>
+        <w:t/>
       </w:r>
       <w:proofErr w:type="spellStart"/>
       <w:r>
@@ -1756,7 +1756,7 @@
           <w:rFonts w:ascii="Calibri" w:hAnsi="Calibri"/>
           <w:sz w:val="20"/>
         </w:rPr>
-        <w:t>urmărim</w:t>
+        <w:t/>
       </w:r>
       <w:proofErr w:type="spellEnd"/>
       <w:r>
@@ -1764,7 +1764,7 @@
           <w:rFonts w:ascii="Calibri" w:hAnsi="Calibri"/>
           <w:sz w:val="20"/>
         </w:rPr>
-        <w:t xml:space="preserve"> fenomenul.</w:t>
+        <w:t/>
       </w:r>
     </w:p>
     <w:p>
@@ -1846,7 +1846,7 @@
           <w:rFonts w:ascii="Calibri" w:hAnsi="Calibri"/>
           <w:sz w:val="20"/>
         </w:rPr>
-        <w:t xml:space="preserve">Pe ecran: </w:t>
+        <w:t xml:space="preserve">Pe ecran: acțiunile etapei 2. Activăm Copilot, cerem o întrebare, citim raportul forensic.</w:t>
       </w:r>
       <w:proofErr w:type="spellStart"/>
       <w:r>
@@ -1854,7 +1854,7 @@
           <w:rFonts w:ascii="Calibri" w:hAnsi="Calibri"/>
           <w:sz w:val="20"/>
         </w:rPr>
-        <w:t>acțiunile</w:t>
+        <w:t/>
       </w:r>
       <w:proofErr w:type="spellEnd"/>
       <w:r>
@@ -1862,7 +1862,7 @@
           <w:rFonts w:ascii="Calibri" w:hAnsi="Calibri"/>
           <w:sz w:val="20"/>
         </w:rPr>
-        <w:t xml:space="preserve"> concrete ale etapei 2. Cursorul </w:t>
+        <w:t/>
       </w:r>
       <w:proofErr w:type="spellStart"/>
       <w:r>
@@ -1870,7 +1870,7 @@
           <w:rFonts w:ascii="Calibri" w:hAnsi="Calibri"/>
           <w:sz w:val="20"/>
         </w:rPr>
-        <w:t>navighează</w:t>
+        <w:t/>
       </w:r>
       <w:proofErr w:type="spellEnd"/>
       <w:r>
@@ -1878,7 +1878,7 @@
           <w:rFonts w:ascii="Calibri" w:hAnsi="Calibri"/>
           <w:sz w:val="20"/>
         </w:rPr>
-        <w:t xml:space="preserve">, AI </w:t>
+        <w:t/>
       </w:r>
       <w:proofErr w:type="spellStart"/>
       <w:r>
@@ -1886,7 +1886,7 @@
           <w:rFonts w:ascii="Calibri" w:hAnsi="Calibri"/>
           <w:sz w:val="20"/>
         </w:rPr>
-        <w:t>raportează</w:t>
+        <w:t/>
       </w:r>
       <w:proofErr w:type="spellEnd"/>
       <w:r>
@@ -1894,7 +1894,7 @@
           <w:rFonts w:ascii="Calibri" w:hAnsi="Calibri"/>
           <w:sz w:val="20"/>
         </w:rPr>
-        <w:t>, datele se schimbă controlat.</w:t>
+        <w:t/>
       </w:r>
     </w:p>
     <w:p>
@@ -1966,7 +1966,7 @@
           <w:rFonts w:ascii="Calibri" w:hAnsi="Calibri"/>
           <w:sz w:val="20"/>
         </w:rPr>
-        <w:t>Pe ecran: efectul etapei 2 vizibil. Fenomenul recunoscut, transformat sau verificat.</w:t>
+        <w:t xml:space="preserve">Pe ecran: efectul etapei 2. Cinci categorii de contaminare invizibilă, numărate.</w:t>
       </w:r>
     </w:p>
     <w:p>
@@ -2026,7 +2026,7 @@
           <w:rFonts w:ascii="Calibri" w:hAnsi="Calibri"/>
           <w:sz w:val="20"/>
         </w:rPr>
-        <w:t xml:space="preserve">Promptul 2 sau </w:t>
+        <w:t xml:space="preserve">Promptul 2 cere formulele martor care recuperează valoarea. Datele rămân intacte, recuperabilitatea e dovedită.</w:t>
       </w:r>
       <w:proofErr w:type="spellStart"/>
       <w:r>
@@ -2034,7 +2034,7 @@
           <w:rFonts w:ascii="Calibri" w:hAnsi="Calibri"/>
           <w:sz w:val="20"/>
         </w:rPr>
-        <w:t>acțiuni</w:t>
+        <w:t/>
       </w:r>
       <w:proofErr w:type="spellEnd"/>
       <w:r>
@@ -2042,7 +2042,7 @@
           <w:rFonts w:ascii="Calibri" w:hAnsi="Calibri"/>
           <w:sz w:val="20"/>
         </w:rPr>
-        <w:t xml:space="preserve"> Excel directe transformă fenomenele. Datele se conservă semantic.</w:t>
+        <w:t/>
       </w:r>
     </w:p>
     <w:p>
@@ -2067,7 +2067,7 @@
           <w:rFonts w:ascii="Calibri" w:hAnsi="Calibri"/>
           <w:sz w:val="20"/>
         </w:rPr>
-        <w:t>Recunoaștere</w:t>
+        <w:t xml:space="preserve">Dovedim, nu curățăm. Recuperabilitatea se demonstrează prin formulă.</w:t>
       </w:r>
       <w:proofErr w:type="spellEnd"/>
       <w:r>
@@ -2075,7 +2075,7 @@
           <w:rFonts w:ascii="Calibri" w:hAnsi="Calibri"/>
           <w:sz w:val="20"/>
         </w:rPr>
-        <w:t xml:space="preserve"> și control. Nu inventăm, </w:t>
+        <w:t/>
       </w:r>
       <w:proofErr w:type="spellStart"/>
       <w:r>
@@ -2083,7 +2083,7 @@
           <w:rFonts w:ascii="Calibri" w:hAnsi="Calibri"/>
           <w:sz w:val="20"/>
         </w:rPr>
-        <w:t>urmărim</w:t>
+        <w:t/>
       </w:r>
       <w:proofErr w:type="spellEnd"/>
       <w:r>
@@ -2091,7 +2091,7 @@
           <w:rFonts w:ascii="Calibri" w:hAnsi="Calibri"/>
           <w:sz w:val="20"/>
         </w:rPr>
-        <w:t xml:space="preserve"> fenomenul.</w:t>
+        <w:t/>
       </w:r>
     </w:p>
     <w:p>
@@ -2156,7 +2156,7 @@
           <w:rFonts w:ascii="Calibri" w:hAnsi="Calibri"/>
           <w:sz w:val="20"/>
         </w:rPr>
-        <w:t xml:space="preserve">Pe ecran: </w:t>
+        <w:t xml:space="preserve">Pe ecran: acțiunile etapei 3. Construim coloanele martor, recuperăm valoarea prin formulă, sursa rămâne intactă.</w:t>
       </w:r>
       <w:proofErr w:type="spellStart"/>
       <w:r>
@@ -2164,7 +2164,7 @@
           <w:rFonts w:ascii="Calibri" w:hAnsi="Calibri"/>
           <w:sz w:val="20"/>
         </w:rPr>
-        <w:t>acțiunile</w:t>
+        <w:t/>
       </w:r>
       <w:proofErr w:type="spellEnd"/>
       <w:r>
@@ -2172,7 +2172,7 @@
           <w:rFonts w:ascii="Calibri" w:hAnsi="Calibri"/>
           <w:sz w:val="20"/>
         </w:rPr>
-        <w:t xml:space="preserve"> concrete ale etapei 3. Cursorul </w:t>
+        <w:t/>
       </w:r>
       <w:proofErr w:type="spellStart"/>
       <w:r>
@@ -2180,7 +2180,7 @@
           <w:rFonts w:ascii="Calibri" w:hAnsi="Calibri"/>
           <w:sz w:val="20"/>
         </w:rPr>
-        <w:t>navighează</w:t>
+        <w:t/>
       </w:r>
       <w:proofErr w:type="spellEnd"/>
       <w:r>
@@ -2188,7 +2188,7 @@
           <w:rFonts w:ascii="Calibri" w:hAnsi="Calibri"/>
           <w:sz w:val="20"/>
         </w:rPr>
-        <w:t xml:space="preserve">, AI </w:t>
+        <w:t/>
       </w:r>
       <w:proofErr w:type="spellStart"/>
       <w:r>
@@ -2196,7 +2196,7 @@
           <w:rFonts w:ascii="Calibri" w:hAnsi="Calibri"/>
           <w:sz w:val="20"/>
         </w:rPr>
-        <w:t>raportează</w:t>
+        <w:t/>
       </w:r>
       <w:proofErr w:type="spellEnd"/>
       <w:r>
@@ -2204,7 +2204,7 @@
           <w:rFonts w:ascii="Calibri" w:hAnsi="Calibri"/>
           <w:sz w:val="20"/>
         </w:rPr>
-        <w:t>, datele se schimbă controlat.</w:t>
+        <w:t/>
       </w:r>
     </w:p>
     <w:p>
@@ -2276,7 +2276,7 @@
           <w:rFonts w:ascii="Calibri" w:hAnsi="Calibri"/>
           <w:sz w:val="20"/>
         </w:rPr>
-        <w:t>Pe ecran: efectul etapei 3 vizibil. Fenomenul recunoscut, transformat sau verificat.</w:t>
+        <w:t xml:space="preserve">Pe ecran: efectul etapei 3. Valoarea reală, recuperată prin formulă martor.</w:t>
       </w:r>
     </w:p>
     <w:p>
@@ -2336,7 +2336,7 @@
           <w:rFonts w:ascii="Calibri" w:hAnsi="Calibri"/>
           <w:sz w:val="20"/>
         </w:rPr>
-        <w:t xml:space="preserve">AGGREGATE / formule de verificare confirmă martorul </w:t>
+        <w:t xml:space="preserve">Reconciliere: numărul detectat egal numărul explicat, suma martor conservată.</w:t>
       </w:r>
       <w:proofErr w:type="spellStart"/>
       <w:r>
@@ -2344,7 +2344,7 @@
           <w:rFonts w:ascii="Calibri" w:hAnsi="Calibri"/>
           <w:sz w:val="20"/>
         </w:rPr>
-        <w:t>după</w:t>
+        <w:t/>
       </w:r>
       <w:proofErr w:type="spellEnd"/>
       <w:r>
@@ -2352,7 +2352,7 @@
           <w:rFonts w:ascii="Calibri" w:hAnsi="Calibri"/>
           <w:sz w:val="20"/>
         </w:rPr>
-        <w:t xml:space="preserve"> transformare.</w:t>
+        <w:t/>
       </w:r>
     </w:p>
     <w:p>
@@ -2377,7 +2377,7 @@
           <w:rFonts w:ascii="Calibri" w:hAnsi="Calibri"/>
           <w:sz w:val="20"/>
         </w:rPr>
-        <w:t>Recunoaștere</w:t>
+        <w:t xml:space="preserve">Reconciliem fiecare cifră. Nimic neexplicat nu trece.</w:t>
       </w:r>
       <w:proofErr w:type="spellEnd"/>
       <w:r>
@@ -2385,7 +2385,7 @@
           <w:rFonts w:ascii="Calibri" w:hAnsi="Calibri"/>
           <w:sz w:val="20"/>
         </w:rPr>
-        <w:t xml:space="preserve"> și control. Nu inventăm, </w:t>
+        <w:t/>
       </w:r>
       <w:proofErr w:type="spellStart"/>
       <w:r>
@@ -2393,7 +2393,7 @@
           <w:rFonts w:ascii="Calibri" w:hAnsi="Calibri"/>
           <w:sz w:val="20"/>
         </w:rPr>
-        <w:t>urmărim</w:t>
+        <w:t/>
       </w:r>
       <w:proofErr w:type="spellEnd"/>
       <w:r>
@@ -2401,7 +2401,7 @@
           <w:rFonts w:ascii="Calibri" w:hAnsi="Calibri"/>
           <w:sz w:val="20"/>
         </w:rPr>
-        <w:t xml:space="preserve"> fenomenul.</w:t>
+        <w:t/>
       </w:r>
     </w:p>
     <w:p>
@@ -2467,7 +2467,7 @@
           <w:sz w:val="20"/>
         </w:rPr>
         <w:lastRenderedPageBreak/>
-        <w:t xml:space="preserve">Pe ecran: </w:t>
+        <w:t xml:space="preserve">Pe ecran: acțiunile etapei 4. Reconciliem detectat cu explicat, confruntăm suma cu martorul.</w:t>
       </w:r>
       <w:proofErr w:type="spellStart"/>
       <w:r>
@@ -2475,7 +2475,7 @@
           <w:rFonts w:ascii="Calibri" w:hAnsi="Calibri"/>
           <w:sz w:val="20"/>
         </w:rPr>
-        <w:t>acțiunile</w:t>
+        <w:t/>
       </w:r>
       <w:proofErr w:type="spellEnd"/>
       <w:r>
@@ -2483,7 +2483,7 @@
           <w:rFonts w:ascii="Calibri" w:hAnsi="Calibri"/>
           <w:sz w:val="20"/>
         </w:rPr>
-        <w:t xml:space="preserve"> concrete ale etapei 4. Cursorul </w:t>
+        <w:t/>
       </w:r>
       <w:proofErr w:type="spellStart"/>
       <w:r>
@@ -2491,7 +2491,7 @@
           <w:rFonts w:ascii="Calibri" w:hAnsi="Calibri"/>
           <w:sz w:val="20"/>
         </w:rPr>
-        <w:t>navighează</w:t>
+        <w:t/>
       </w:r>
       <w:proofErr w:type="spellEnd"/>
       <w:r>
@@ -2499,7 +2499,7 @@
           <w:rFonts w:ascii="Calibri" w:hAnsi="Calibri"/>
           <w:sz w:val="20"/>
         </w:rPr>
-        <w:t xml:space="preserve">, AI </w:t>
+        <w:t/>
       </w:r>
       <w:proofErr w:type="spellStart"/>
       <w:r>
@@ -2507,7 +2507,7 @@
           <w:rFonts w:ascii="Calibri" w:hAnsi="Calibri"/>
           <w:sz w:val="20"/>
         </w:rPr>
-        <w:t>raportează</w:t>
+        <w:t/>
       </w:r>
       <w:proofErr w:type="spellEnd"/>
       <w:r>
@@ -2515,7 +2515,7 @@
           <w:rFonts w:ascii="Calibri" w:hAnsi="Calibri"/>
           <w:sz w:val="20"/>
         </w:rPr>
-        <w:t>, datele se schimbă controlat.</w:t>
+        <w:t/>
       </w:r>
     </w:p>
     <w:p>
@@ -2587,7 +2587,7 @@
           <w:rFonts w:ascii="Calibri" w:hAnsi="Calibri"/>
           <w:sz w:val="20"/>
         </w:rPr>
-        <w:t>Pe ecran: efectul etapei 4 vizibil. Fenomenul recunoscut, transformat sau verificat.</w:t>
+        <w:t xml:space="preserve">Pe ecran: efectul etapei 4. Detectat egal explicat, suma conservată.</w:t>
       </w:r>
     </w:p>
     <w:p>
@@ -2647,7 +2647,7 @@
           <w:rFonts w:ascii="Calibri" w:hAnsi="Calibri"/>
           <w:sz w:val="20"/>
         </w:rPr>
-        <w:t>Auditul rămâne repetabil ca verificare pe orice export nou. Mecanismul permanent, refreshabil, îl construiește C04.</w:t>
+        <w:t xml:space="preserve">Auditul rămâne o metodă repetabilă pe orice export nou: aceeași metodă, aceeași dovadă. Mecanismul permanent de curățare îl construiește C04.</w:t>
       </w:r>
       <w:proofErr w:type="spellStart"/>
       <w:r>
@@ -2700,7 +2700,7 @@
           <w:rFonts w:ascii="Calibri" w:hAnsi="Calibri"/>
           <w:sz w:val="20"/>
         </w:rPr>
-        <w:t>Recunoaștere</w:t>
+        <w:t xml:space="preserve">Metoda se repetă. O dovadă care nu se repetă e o coincidență.</w:t>
       </w:r>
       <w:proofErr w:type="spellEnd"/>
       <w:r>
@@ -2708,7 +2708,7 @@
           <w:rFonts w:ascii="Calibri" w:hAnsi="Calibri"/>
           <w:sz w:val="20"/>
         </w:rPr>
-        <w:t xml:space="preserve"> și control. Nu inventăm, </w:t>
+        <w:t/>
       </w:r>
       <w:proofErr w:type="spellStart"/>
       <w:r>
@@ -2716,7 +2716,7 @@
           <w:rFonts w:ascii="Calibri" w:hAnsi="Calibri"/>
           <w:sz w:val="20"/>
         </w:rPr>
-        <w:t>urmărim</w:t>
+        <w:t/>
       </w:r>
       <w:proofErr w:type="spellEnd"/>
       <w:r>
@@ -2724,7 +2724,7 @@
           <w:rFonts w:ascii="Calibri" w:hAnsi="Calibri"/>
           <w:sz w:val="20"/>
         </w:rPr>
-        <w:t xml:space="preserve"> fenomenul.</w:t>
+        <w:t/>
       </w:r>
     </w:p>
     <w:p>
@@ -2789,7 +2789,7 @@
           <w:rFonts w:ascii="Calibri" w:hAnsi="Calibri"/>
           <w:sz w:val="20"/>
         </w:rPr>
-        <w:t xml:space="preserve">Pe ecran: </w:t>
+        <w:t xml:space="preserve">Pe ecran: acțiunile etapei 5. Re-aplicăm auditul pe un export nou, aceeași metodă, aceeași dovadă.</w:t>
       </w:r>
       <w:proofErr w:type="spellStart"/>
       <w:r>
@@ -2797,7 +2797,7 @@
           <w:rFonts w:ascii="Calibri" w:hAnsi="Calibri"/>
           <w:sz w:val="20"/>
         </w:rPr>
-        <w:t>acțiunile</w:t>
+        <w:t/>
       </w:r>
       <w:proofErr w:type="spellEnd"/>
       <w:r>
@@ -2805,7 +2805,7 @@
           <w:rFonts w:ascii="Calibri" w:hAnsi="Calibri"/>
           <w:sz w:val="20"/>
         </w:rPr>
-        <w:t xml:space="preserve"> concrete ale etapei 5. Cursorul </w:t>
+        <w:t/>
       </w:r>
       <w:proofErr w:type="spellStart"/>
       <w:r>
@@ -2813,7 +2813,7 @@
           <w:rFonts w:ascii="Calibri" w:hAnsi="Calibri"/>
           <w:sz w:val="20"/>
         </w:rPr>
-        <w:t>navighează</w:t>
+        <w:t/>
       </w:r>
       <w:proofErr w:type="spellEnd"/>
       <w:r>
@@ -2821,7 +2821,7 @@
           <w:rFonts w:ascii="Calibri" w:hAnsi="Calibri"/>
           <w:sz w:val="20"/>
         </w:rPr>
-        <w:t xml:space="preserve">, AI </w:t>
+        <w:t/>
       </w:r>
       <w:proofErr w:type="spellStart"/>
       <w:r>
@@ -2829,7 +2829,7 @@
           <w:rFonts w:ascii="Calibri" w:hAnsi="Calibri"/>
           <w:sz w:val="20"/>
         </w:rPr>
-        <w:t>raportează</w:t>
+        <w:t/>
       </w:r>
       <w:proofErr w:type="spellEnd"/>
       <w:r>
@@ -2837,7 +2837,7 @@
           <w:rFonts w:ascii="Calibri" w:hAnsi="Calibri"/>
           <w:sz w:val="20"/>
         </w:rPr>
-        <w:t>, datele se schimbă controlat.</w:t>
+        <w:t/>
       </w:r>
     </w:p>
     <w:p>
@@ -2909,7 +2909,7 @@
           <w:rFonts w:ascii="Calibri" w:hAnsi="Calibri"/>
           <w:sz w:val="20"/>
         </w:rPr>
-        <w:t>Pe ecran: efectul etapei 5 vizibil. Fenomenul recunoscut, transformat sau verificat.</w:t>
+        <w:t xml:space="preserve">Pe ecran: efectul etapei 5. Aceeași metodă produce aceeași dovadă.</w:t>
       </w:r>
     </w:p>
     <w:p>
@@ -3042,7 +3042,7 @@
           <w:rFonts w:ascii="Calibri" w:hAnsi="Calibri"/>
           <w:sz w:val="20"/>
         </w:rPr>
-        <w:t>Recunoaștere</w:t>
+        <w:t xml:space="preserve">Predăm o bază demonstrabilă, nu o aparență.</w:t>
       </w:r>
       <w:proofErr w:type="spellEnd"/>
       <w:r>
@@ -3050,7 +3050,7 @@
           <w:rFonts w:ascii="Calibri" w:hAnsi="Calibri"/>
           <w:sz w:val="20"/>
         </w:rPr>
-        <w:t xml:space="preserve"> și control. Nu inventăm, </w:t>
+        <w:t/>
       </w:r>
       <w:proofErr w:type="spellStart"/>
       <w:r>
@@ -3058,7 +3058,7 @@
           <w:rFonts w:ascii="Calibri" w:hAnsi="Calibri"/>
           <w:sz w:val="20"/>
         </w:rPr>
-        <w:t>urmărim</w:t>
+        <w:t/>
       </w:r>
       <w:proofErr w:type="spellEnd"/>
       <w:r>
@@ -3066,7 +3066,7 @@
           <w:rFonts w:ascii="Calibri" w:hAnsi="Calibri"/>
           <w:sz w:val="20"/>
         </w:rPr>
-        <w:t xml:space="preserve"> fenomenul.</w:t>
+        <w:t/>
       </w:r>
     </w:p>
     <w:p>
@@ -3131,7 +3131,7 @@
           <w:rFonts w:ascii="Calibri" w:hAnsi="Calibri"/>
           <w:sz w:val="20"/>
         </w:rPr>
-        <w:t xml:space="preserve">Pe ecran: </w:t>
+        <w:t xml:space="preserve">Pe ecran: acțiunile etapei 6. Confirmăm protocolul, predăm baza demonstrabilă către C04.</w:t>
       </w:r>
       <w:proofErr w:type="spellStart"/>
       <w:r>
@@ -3139,7 +3139,7 @@
           <w:rFonts w:ascii="Calibri" w:hAnsi="Calibri"/>
           <w:sz w:val="20"/>
         </w:rPr>
-        <w:t>acțiunile</w:t>
+        <w:t/>
       </w:r>
       <w:proofErr w:type="spellEnd"/>
       <w:r>
@@ -3147,7 +3147,7 @@
           <w:rFonts w:ascii="Calibri" w:hAnsi="Calibri"/>
           <w:sz w:val="20"/>
         </w:rPr>
-        <w:t xml:space="preserve"> concrete ale etapei 6. Cursorul </w:t>
+        <w:t/>
       </w:r>
       <w:proofErr w:type="spellStart"/>
       <w:r>
@@ -3155,7 +3155,7 @@
           <w:rFonts w:ascii="Calibri" w:hAnsi="Calibri"/>
           <w:sz w:val="20"/>
         </w:rPr>
-        <w:t>navighează</w:t>
+        <w:t/>
       </w:r>
       <w:proofErr w:type="spellEnd"/>
       <w:r>
@@ -3163,7 +3163,7 @@
           <w:rFonts w:ascii="Calibri" w:hAnsi="Calibri"/>
           <w:sz w:val="20"/>
         </w:rPr>
-        <w:t xml:space="preserve">, AI </w:t>
+        <w:t/>
       </w:r>
       <w:proofErr w:type="spellStart"/>
       <w:r>
@@ -3171,7 +3171,7 @@
           <w:rFonts w:ascii="Calibri" w:hAnsi="Calibri"/>
           <w:sz w:val="20"/>
         </w:rPr>
-        <w:t>raportează</w:t>
+        <w:t/>
       </w:r>
       <w:proofErr w:type="spellEnd"/>
       <w:r>
@@ -3179,7 +3179,7 @@
           <w:rFonts w:ascii="Calibri" w:hAnsi="Calibri"/>
           <w:sz w:val="20"/>
         </w:rPr>
-        <w:t>, datele se schimbă controlat.</w:t>
+        <w:t/>
       </w:r>
     </w:p>
     <w:p>
@@ -3252,7 +3252,7 @@
           <w:rFonts w:ascii="Calibri" w:hAnsi="Calibri"/>
           <w:sz w:val="20"/>
         </w:rPr>
-        <w:t>Pe ecran: efectul etapei 6 vizibil. Fenomenul recunoscut, transformat sau verificat.</w:t>
+        <w:t xml:space="preserve">Pe ecran: efectul etapei 6. Bază demonstrabilă, predată curată către C04.</w:t>
       </w:r>
     </w:p>
     <w:p>

--- a/c03/FILM-Excel-03-Auditare.docx
+++ b/c03/FILM-Excel-03-Auditare.docx
@@ -1463,23 +1463,7 @@
           <w:i/>
           <w:sz w:val="20"/>
         </w:rPr>
-        <w:t xml:space="preserve">„Etapa 1: realitate. Nu construim mai mult </w:t>
-      </w:r>
-      <w:proofErr w:type="spellStart"/>
-      <w:r>
-        <w:rPr>
-          <w:i/>
-          <w:sz w:val="20"/>
-        </w:rPr>
-        <w:t>decât</w:t>
-      </w:r>
-      <w:proofErr w:type="spellEnd"/>
-      <w:r>
-        <w:rPr>
-          <w:i/>
-          <w:sz w:val="20"/>
-        </w:rPr>
-        <w:t xml:space="preserve"> e necesar."</w:t>
+        <w:t xml:space="preserve">„Preiau tabelul de la C02. Valorile au trecut de confruntarea cu realitatea. Rămâne al doilea nivel de murdarie - invizibil ochiului, vizibil sub scanner. Fixez martorul forensic.”</w:t>
       </w:r>
     </w:p>
     <w:p>
@@ -1503,55 +1487,7 @@
           <w:rFonts w:ascii="Calibri" w:hAnsi="Calibri"/>
           <w:sz w:val="20"/>
         </w:rPr>
-        <w:t xml:space="preserve">Pe ecran: acțiunile etapei 1. Deschidem exportul, citim structura, fixăm martorul valorii.</w:t>
-      </w:r>
-      <w:proofErr w:type="spellStart"/>
-      <w:r>
-        <w:rPr>
-          <w:rFonts w:ascii="Calibri" w:hAnsi="Calibri"/>
-          <w:sz w:val="20"/>
-        </w:rPr>
-        <w:t/>
-      </w:r>
-      <w:proofErr w:type="spellEnd"/>
-      <w:r>
-        <w:rPr>
-          <w:rFonts w:ascii="Calibri" w:hAnsi="Calibri"/>
-          <w:sz w:val="20"/>
-        </w:rPr>
-        <w:t/>
-      </w:r>
-      <w:proofErr w:type="spellStart"/>
-      <w:r>
-        <w:rPr>
-          <w:rFonts w:ascii="Calibri" w:hAnsi="Calibri"/>
-          <w:sz w:val="20"/>
-        </w:rPr>
-        <w:t/>
-      </w:r>
-      <w:proofErr w:type="spellEnd"/>
-      <w:r>
-        <w:rPr>
-          <w:rFonts w:ascii="Calibri" w:hAnsi="Calibri"/>
-          <w:sz w:val="20"/>
-        </w:rPr>
-        <w:t/>
-      </w:r>
-      <w:proofErr w:type="spellStart"/>
-      <w:r>
-        <w:rPr>
-          <w:rFonts w:ascii="Calibri" w:hAnsi="Calibri"/>
-          <w:sz w:val="20"/>
-        </w:rPr>
-        <w:t/>
-      </w:r>
-      <w:proofErr w:type="spellEnd"/>
-      <w:r>
-        <w:rPr>
-          <w:rFonts w:ascii="Calibri" w:hAnsi="Calibri"/>
-          <w:sz w:val="20"/>
-        </w:rPr>
-        <w:t/>
+        <w:t xml:space="preserve">Pe ecran: deschidem fisierul predat de C02. Formula =LEN(A2) pe un camp aparent curat returneaza 8 - valoarea vizibila are 6 caractere. Primele semne ale contaminarii tehnice. Martorul: suma = 7.986.019,38 lei, 2.000 randuri.</w:t>
       </w:r>
     </w:p>
     <w:p>
@@ -1575,7 +1511,7 @@
           <w:rFonts w:ascii="Calibri" w:hAnsi="Calibri"/>
           <w:sz w:val="20"/>
         </w:rPr>
-        <w:t>AI propune, noi confirmăm. Niciun pas neexplicit.</w:t>
+        <w:t xml:space="preserve">AI nu repara nimic. Fixam martorul forensic: suma si numarul de randuri. Investigatia urmeaza - AI va cataloga, nu corecta.</w:t>
       </w:r>
     </w:p>
     <w:p>
@@ -1599,7 +1535,7 @@
           <w:rFonts w:ascii="Calibri" w:hAnsi="Calibri"/>
           <w:sz w:val="20"/>
         </w:rPr>
-        <w:t>Confirmăm martorul: 'Etapa 1 confirmată. Predăm mai departe.'</w:t>
+        <w:t xml:space="preserve">Martorul forensic fixat. LEN() tradaza ce ochiul nu vede. 550 contaminari documentate teoretic - acum le demonstram empiric.</w:t>
       </w:r>
     </w:p>
     <w:p>
@@ -1623,7 +1559,7 @@
           <w:rFonts w:ascii="Calibri" w:hAnsi="Calibri"/>
           <w:sz w:val="20"/>
         </w:rPr>
-        <w:t xml:space="preserve">Pe ecran: efectul etapei 1. Tabelul pare curat, martorul valorii e fixat.</w:t>
+        <w:t xml:space="preserve">Pe ecran: tabelul care arata curat. LEN() pe campul de test: 8 caractere vizuale + 2 invizibile. Prima dovada a contaminarii tehnice.</w:t>
       </w:r>
     </w:p>
     <w:p>
@@ -1790,39 +1726,7 @@
           <w:i/>
           <w:sz w:val="20"/>
         </w:rPr>
-        <w:t xml:space="preserve">„Etapa 2: </w:t>
-      </w:r>
-      <w:proofErr w:type="spellStart"/>
-      <w:r>
-        <w:rPr>
-          <w:i/>
-          <w:sz w:val="20"/>
-        </w:rPr>
-        <w:t>investigatie</w:t>
-      </w:r>
-      <w:proofErr w:type="spellEnd"/>
-      <w:r>
-        <w:rPr>
-          <w:i/>
-          <w:sz w:val="20"/>
-        </w:rPr>
-        <w:t xml:space="preserve">. Nu construim mai mult </w:t>
-      </w:r>
-      <w:proofErr w:type="spellStart"/>
-      <w:r>
-        <w:rPr>
-          <w:i/>
-          <w:sz w:val="20"/>
-        </w:rPr>
-        <w:t>decât</w:t>
-      </w:r>
-      <w:proofErr w:type="spellEnd"/>
-      <w:r>
-        <w:rPr>
-          <w:i/>
-          <w:sz w:val="20"/>
-        </w:rPr>
-        <w:t xml:space="preserve"> e necesar."</w:t>
+        <w:t xml:space="preserve">„Promptul 1 de investigatie forensica: cer AI-ului sa catalogheze fiecare categorie de contaminare fara sa atinga nimic. Raportul e dovada primara - nu solutia.”</w:t>
       </w:r>
     </w:p>
     <w:p>
@@ -1846,55 +1750,7 @@
           <w:rFonts w:ascii="Calibri" w:hAnsi="Calibri"/>
           <w:sz w:val="20"/>
         </w:rPr>
-        <w:t xml:space="preserve">Pe ecran: acțiunile etapei 2. Activăm Copilot, cerem o întrebare, citim raportul forensic.</w:t>
-      </w:r>
-      <w:proofErr w:type="spellStart"/>
-      <w:r>
-        <w:rPr>
-          <w:rFonts w:ascii="Calibri" w:hAnsi="Calibri"/>
-          <w:sz w:val="20"/>
-        </w:rPr>
-        <w:t/>
-      </w:r>
-      <w:proofErr w:type="spellEnd"/>
-      <w:r>
-        <w:rPr>
-          <w:rFonts w:ascii="Calibri" w:hAnsi="Calibri"/>
-          <w:sz w:val="20"/>
-        </w:rPr>
-        <w:t/>
-      </w:r>
-      <w:proofErr w:type="spellStart"/>
-      <w:r>
-        <w:rPr>
-          <w:rFonts w:ascii="Calibri" w:hAnsi="Calibri"/>
-          <w:sz w:val="20"/>
-        </w:rPr>
-        <w:t/>
-      </w:r>
-      <w:proofErr w:type="spellEnd"/>
-      <w:r>
-        <w:rPr>
-          <w:rFonts w:ascii="Calibri" w:hAnsi="Calibri"/>
-          <w:sz w:val="20"/>
-        </w:rPr>
-        <w:t/>
-      </w:r>
-      <w:proofErr w:type="spellStart"/>
-      <w:r>
-        <w:rPr>
-          <w:rFonts w:ascii="Calibri" w:hAnsi="Calibri"/>
-          <w:sz w:val="20"/>
-        </w:rPr>
-        <w:t/>
-      </w:r>
-      <w:proofErr w:type="spellEnd"/>
-      <w:r>
-        <w:rPr>
-          <w:rFonts w:ascii="Calibri" w:hAnsi="Calibri"/>
-          <w:sz w:val="20"/>
-        </w:rPr>
-        <w:t/>
+        <w:t xml:space="preserve">Pe ecran: Copilot primeste promptul forensic. Returneaza: 110 trailing spaces in nume_client, 110 ZWSP/SHY Unicode in cod_produs, 110 numere stocate ca text in cantitate, 110 date stocate ca string in data_factura, 110 trailing newlines. Total: 550. Nicio celula modificata.</w:t>
       </w:r>
     </w:p>
     <w:p>
@@ -1918,7 +1774,7 @@
           <w:rFonts w:ascii="Calibri" w:hAnsi="Calibri"/>
           <w:sz w:val="20"/>
         </w:rPr>
-        <w:t>AI propune, noi confirmăm. Niciun pas neexplicit.</w:t>
+        <w:t xml:space="preserve">AI numara, categoriseste si localizeaza - nu curata. Diferenta fata de C04: aceasta e investigatie forensica, nu executie. Raportul e instrumentul, nu solutia.</w:t>
       </w:r>
     </w:p>
     <w:p>
@@ -1942,7 +1798,7 @@
           <w:rFonts w:ascii="Calibri" w:hAnsi="Calibri"/>
           <w:sz w:val="20"/>
         </w:rPr>
-        <w:t>Confirmăm martorul: 'Etapa 2 confirmată. Predăm mai departe.'</w:t>
+        <w:t xml:space="preserve">550 contaminari catalogate pe 5 categorii. Zero modificari. Dovada primara - completa. Fiecare categorie are locul ei in lantul dovezii.</w:t>
       </w:r>
     </w:p>
     <w:p>
@@ -1966,7 +1822,7 @@
           <w:rFonts w:ascii="Calibri" w:hAnsi="Calibri"/>
           <w:sz w:val="20"/>
         </w:rPr>
-        <w:t xml:space="preserve">Pe ecran: efectul etapei 2. Cinci categorii de contaminare invizibilă, numărate.</w:t>
+        <w:t xml:space="preserve">Pe ecran: raportul forensic al AI: 5 categorii, ~110 cazuri fiecare. Masa datelor pare curata. Raportul spune altceva.</w:t>
       </w:r>
     </w:p>
     <w:p>
@@ -2116,23 +1972,7 @@
           <w:i/>
           <w:sz w:val="20"/>
         </w:rPr>
-        <w:t xml:space="preserve">„Etapa 3: transformare. Nu construim mai mult </w:t>
-      </w:r>
-      <w:proofErr w:type="spellStart"/>
-      <w:r>
-        <w:rPr>
-          <w:i/>
-          <w:sz w:val="20"/>
-        </w:rPr>
-        <w:t>decât</w:t>
-      </w:r>
-      <w:proofErr w:type="spellEnd"/>
-      <w:r>
-        <w:rPr>
-          <w:i/>
-          <w:sz w:val="20"/>
-        </w:rPr>
-        <w:t xml:space="preserve"> e necesar."</w:t>
+        <w:t xml:space="preserve">„Construim coloanele-martor langa sursa: TRIM() pentru trailing spaces, CLEAN() pentru caractere Unicode, VALUE() pentru numerele-text, DATEVALUE() pentru datele-string. Sursa ramane intacta.”</w:t>
       </w:r>
     </w:p>
     <w:p>
@@ -2156,55 +1996,7 @@
           <w:rFonts w:ascii="Calibri" w:hAnsi="Calibri"/>
           <w:sz w:val="20"/>
         </w:rPr>
-        <w:t xml:space="preserve">Pe ecran: acțiunile etapei 3. Construim coloanele martor, recuperăm valoarea prin formulă, sursa rămâne intactă.</w:t>
-      </w:r>
-      <w:proofErr w:type="spellStart"/>
-      <w:r>
-        <w:rPr>
-          <w:rFonts w:ascii="Calibri" w:hAnsi="Calibri"/>
-          <w:sz w:val="20"/>
-        </w:rPr>
-        <w:t/>
-      </w:r>
-      <w:proofErr w:type="spellEnd"/>
-      <w:r>
-        <w:rPr>
-          <w:rFonts w:ascii="Calibri" w:hAnsi="Calibri"/>
-          <w:sz w:val="20"/>
-        </w:rPr>
-        <w:t/>
-      </w:r>
-      <w:proofErr w:type="spellStart"/>
-      <w:r>
-        <w:rPr>
-          <w:rFonts w:ascii="Calibri" w:hAnsi="Calibri"/>
-          <w:sz w:val="20"/>
-        </w:rPr>
-        <w:t/>
-      </w:r>
-      <w:proofErr w:type="spellEnd"/>
-      <w:r>
-        <w:rPr>
-          <w:rFonts w:ascii="Calibri" w:hAnsi="Calibri"/>
-          <w:sz w:val="20"/>
-        </w:rPr>
-        <w:t/>
-      </w:r>
-      <w:proofErr w:type="spellStart"/>
-      <w:r>
-        <w:rPr>
-          <w:rFonts w:ascii="Calibri" w:hAnsi="Calibri"/>
-          <w:sz w:val="20"/>
-        </w:rPr>
-        <w:t/>
-      </w:r>
-      <w:proofErr w:type="spellEnd"/>
-      <w:r>
-        <w:rPr>
-          <w:rFonts w:ascii="Calibri" w:hAnsi="Calibri"/>
-          <w:sz w:val="20"/>
-        </w:rPr>
-        <w:t/>
+        <w:t xml:space="preserve">Pe ecran: coloana [nume_client_curat] cu =TRIM(A2) langa [nume_client] original. LEN(TRIM(A2))=6, LEN(A2)=8 - diferenta de 2 caractere invizibile, demonstrata. =VALUE(cantitate_text) pe campul numeric-ca-text: eroarea #VALUE! confirma ca valoarea era text. Coloanele-martor arata recuperarea, nu o aplica permanent.</w:t>
       </w:r>
     </w:p>
     <w:p>
@@ -2228,7 +2020,7 @@
           <w:rFonts w:ascii="Calibri" w:hAnsi="Calibri"/>
           <w:sz w:val="20"/>
         </w:rPr>
-        <w:t>AI propune, noi confirmăm. Niciun pas neexplicit.</w:t>
+        <w:t xml:space="preserve">AI propune formula de recuperare pentru fiecare categorie. Noi confirmam ca sursa ramane intacta. Scopul: demonstram recuperabilitatea - C04 o va automatiza.</w:t>
       </w:r>
     </w:p>
     <w:p>
@@ -2252,7 +2044,7 @@
           <w:rFonts w:ascii="Calibri" w:hAnsi="Calibri"/>
           <w:sz w:val="20"/>
         </w:rPr>
-        <w:t>Confirmăm martorul: 'Etapa 3 confirmată. Predăm mai departe.'</w:t>
+        <w:t xml:space="preserve">Coloanele-martor construite pe langa sursa. Sursa intacta. Suma martor pe coloanele recuperate = suma sursa. Recuperabilitatea: dovedita.</w:t>
       </w:r>
     </w:p>
     <w:p>
@@ -2276,7 +2068,7 @@
           <w:rFonts w:ascii="Calibri" w:hAnsi="Calibri"/>
           <w:sz w:val="20"/>
         </w:rPr>
-        <w:t xml:space="preserve">Pe ecran: efectul etapei 3. Valoarea reală, recuperată prin formulă martor.</w:t>
+        <w:t xml:space="preserve">Pe ecran: tabelul cu coloanele-martor. Doua coloane pentru fiecare camp afectat: sursa cu contaminarea, martorul curat. Dovada vizuala ca valoarea exista si poate fi recuperata.</w:t>
       </w:r>
     </w:p>
     <w:p>
@@ -2426,23 +2218,7 @@
           <w:i/>
           <w:sz w:val="20"/>
         </w:rPr>
-        <w:t xml:space="preserve">„Etapa 4: verificare. Nu construim mai mult </w:t>
-      </w:r>
-      <w:proofErr w:type="spellStart"/>
-      <w:r>
-        <w:rPr>
-          <w:i/>
-          <w:sz w:val="20"/>
-        </w:rPr>
-        <w:t>decât</w:t>
-      </w:r>
-      <w:proofErr w:type="spellEnd"/>
-      <w:r>
-        <w:rPr>
-          <w:i/>
-          <w:sz w:val="20"/>
-        </w:rPr>
-        <w:t xml:space="preserve"> e necesar."</w:t>
+        <w:t xml:space="preserve">„Reconcilierea forensica: numarul detectat trebuie sa egaleze numarul explicat. Suma coloanei-martor trebuie sa egaleze suma sursa. Orice discrepanta - investigam.”</w:t>
       </w:r>
     </w:p>
     <w:p>
@@ -2466,56 +2242,7 @@
           <w:rFonts w:ascii="Calibri" w:hAnsi="Calibri"/>
           <w:sz w:val="20"/>
         </w:rPr>
-        <w:lastRenderedPageBreak/>
-        <w:t xml:space="preserve">Pe ecran: acțiunile etapei 4. Reconciliem detectat cu explicat, confruntăm suma cu martorul.</w:t>
-      </w:r>
-      <w:proofErr w:type="spellStart"/>
-      <w:r>
-        <w:rPr>
-          <w:rFonts w:ascii="Calibri" w:hAnsi="Calibri"/>
-          <w:sz w:val="20"/>
-        </w:rPr>
-        <w:t/>
-      </w:r>
-      <w:proofErr w:type="spellEnd"/>
-      <w:r>
-        <w:rPr>
-          <w:rFonts w:ascii="Calibri" w:hAnsi="Calibri"/>
-          <w:sz w:val="20"/>
-        </w:rPr>
-        <w:t/>
-      </w:r>
-      <w:proofErr w:type="spellStart"/>
-      <w:r>
-        <w:rPr>
-          <w:rFonts w:ascii="Calibri" w:hAnsi="Calibri"/>
-          <w:sz w:val="20"/>
-        </w:rPr>
-        <w:t/>
-      </w:r>
-      <w:proofErr w:type="spellEnd"/>
-      <w:r>
-        <w:rPr>
-          <w:rFonts w:ascii="Calibri" w:hAnsi="Calibri"/>
-          <w:sz w:val="20"/>
-        </w:rPr>
-        <w:t/>
-      </w:r>
-      <w:proofErr w:type="spellStart"/>
-      <w:r>
-        <w:rPr>
-          <w:rFonts w:ascii="Calibri" w:hAnsi="Calibri"/>
-          <w:sz w:val="20"/>
-        </w:rPr>
-        <w:t/>
-      </w:r>
-      <w:proofErr w:type="spellEnd"/>
-      <w:r>
-        <w:rPr>
-          <w:rFonts w:ascii="Calibri" w:hAnsi="Calibri"/>
-          <w:sz w:val="20"/>
-        </w:rPr>
-        <w:t/>
+        <w:t xml:space="preserve">Pe ecran: COUNTIF(LEN(A:A)-LEN(TRIM(A:A))&gt;0) -&gt; 110. AI: 110. Identice. =SUM(coloana_valori_recuperate) -&gt; 7.986.019,38 lei = martorul initial. Delta 0 - auditul e non-distructiv.</w:t>
       </w:r>
     </w:p>
     <w:p>
@@ -2539,7 +2266,7 @@
           <w:rFonts w:ascii="Calibri" w:hAnsi="Calibri"/>
           <w:sz w:val="20"/>
         </w:rPr>
-        <w:t>AI propune, noi confirmăm. Niciun pas neexplicit.</w:t>
+        <w:t xml:space="preserve">AI verifica reconcilierea: detectat AI = detectat formula, suma martor = suma sursa. Lantul dovezii - complet si fara lacune.</w:t>
       </w:r>
     </w:p>
     <w:p>
@@ -2563,7 +2290,7 @@
           <w:rFonts w:ascii="Calibri" w:hAnsi="Calibri"/>
           <w:sz w:val="20"/>
         </w:rPr>
-        <w:t>Confirmăm martorul: 'Etapa 4 confirmată. Predăm mai departe.'</w:t>
+        <w:t xml:space="preserve">Detectat = Explicat. Suma martor = suma sursa. Delta 0. Auditul forensic - complet si verificat. Lantul dovezii este intact.</w:t>
       </w:r>
     </w:p>
     <w:p>
@@ -2587,7 +2314,7 @@
           <w:rFonts w:ascii="Calibri" w:hAnsi="Calibri"/>
           <w:sz w:val="20"/>
         </w:rPr>
-        <w:t xml:space="preserve">Pe ecran: efectul etapei 4. Detectat egal explicat, suma conservată.</w:t>
+        <w:t xml:space="preserve">Pe ecran: tabelul de reconciliere: 5 categorii x detectat_AI x dovada_formula. Toate identice. Lantul dovezii forensice - complet.</w:t>
       </w:r>
     </w:p>
     <w:p>
@@ -2749,23 +2476,7 @@
           <w:i/>
           <w:sz w:val="20"/>
         </w:rPr>
-        <w:t xml:space="preserve">„Etapa 5: stabilizare. Nu construim mai mult </w:t>
-      </w:r>
-      <w:proofErr w:type="spellStart"/>
-      <w:r>
-        <w:rPr>
-          <w:i/>
-          <w:sz w:val="20"/>
-        </w:rPr>
-        <w:t>decât</w:t>
-      </w:r>
-      <w:proofErr w:type="spellEnd"/>
-      <w:r>
-        <w:rPr>
-          <w:i/>
-          <w:sz w:val="20"/>
-        </w:rPr>
-        <w:t xml:space="preserve"> e necesar."</w:t>
+        <w:t xml:space="preserve">„Aplicam acelasi protocol forensic pe un export nou din aceeasi sursa. Daca metoda e solida, dovezile se reproduc. O dovada care nu se repeta e o coincidenta, nu o metoda.”</w:t>
       </w:r>
     </w:p>
     <w:p>
@@ -2789,55 +2500,7 @@
           <w:rFonts w:ascii="Calibri" w:hAnsi="Calibri"/>
           <w:sz w:val="20"/>
         </w:rPr>
-        <w:t xml:space="preserve">Pe ecran: acțiunile etapei 5. Re-aplicăm auditul pe un export nou, aceeași metodă, aceeași dovadă.</w:t>
-      </w:r>
-      <w:proofErr w:type="spellStart"/>
-      <w:r>
-        <w:rPr>
-          <w:rFonts w:ascii="Calibri" w:hAnsi="Calibri"/>
-          <w:sz w:val="20"/>
-        </w:rPr>
-        <w:t/>
-      </w:r>
-      <w:proofErr w:type="spellEnd"/>
-      <w:r>
-        <w:rPr>
-          <w:rFonts w:ascii="Calibri" w:hAnsi="Calibri"/>
-          <w:sz w:val="20"/>
-        </w:rPr>
-        <w:t/>
-      </w:r>
-      <w:proofErr w:type="spellStart"/>
-      <w:r>
-        <w:rPr>
-          <w:rFonts w:ascii="Calibri" w:hAnsi="Calibri"/>
-          <w:sz w:val="20"/>
-        </w:rPr>
-        <w:t/>
-      </w:r>
-      <w:proofErr w:type="spellEnd"/>
-      <w:r>
-        <w:rPr>
-          <w:rFonts w:ascii="Calibri" w:hAnsi="Calibri"/>
-          <w:sz w:val="20"/>
-        </w:rPr>
-        <w:t/>
-      </w:r>
-      <w:proofErr w:type="spellStart"/>
-      <w:r>
-        <w:rPr>
-          <w:rFonts w:ascii="Calibri" w:hAnsi="Calibri"/>
-          <w:sz w:val="20"/>
-        </w:rPr>
-        <w:t/>
-      </w:r>
-      <w:proofErr w:type="spellEnd"/>
-      <w:r>
-        <w:rPr>
-          <w:rFonts w:ascii="Calibri" w:hAnsi="Calibri"/>
-          <w:sz w:val="20"/>
-        </w:rPr>
-        <w:t/>
+        <w:t xml:space="preserve">Pe ecran: deschidem un fisier-test cu 200 randuri din aceeasi sursa. Rulam promptul forensic identic. Raportul: trailing spaces pe ~22 randuri (proportie similara cu setul principal). Categoriile se reproduc.</w:t>
       </w:r>
     </w:p>
     <w:p>
@@ -2861,7 +2524,7 @@
           <w:rFonts w:ascii="Calibri" w:hAnsi="Calibri"/>
           <w:sz w:val="20"/>
         </w:rPr>
-        <w:t>AI propune, noi confirmăm. Niciun pas neexplicit.</w:t>
+        <w:t xml:space="preserve">AI ruleaza aceeasi investigatie pe fisierul-test. Categoriile se reproduc cu proportii similare. Metoda forensica - validata empiric prin repetabilitate.</w:t>
       </w:r>
     </w:p>
     <w:p>
@@ -2885,7 +2548,7 @@
           <w:rFonts w:ascii="Calibri" w:hAnsi="Calibri"/>
           <w:sz w:val="20"/>
         </w:rPr>
-        <w:t>Confirmăm martorul: 'Etapa 5 confirmată. Predăm mai departe.'</w:t>
+        <w:t xml:space="preserve">Aceeasi metoda, export diferit, dovezi similare ca proportie. Auditul forensic - repetabil si stabil. Nu e coincidenta.</w:t>
       </w:r>
     </w:p>
     <w:p>
@@ -2909,7 +2572,7 @@
           <w:rFonts w:ascii="Calibri" w:hAnsi="Calibri"/>
           <w:sz w:val="20"/>
         </w:rPr>
-        <w:t xml:space="preserve">Pe ecran: efectul etapei 5. Aceeași metodă produce aceeași dovadă.</w:t>
+        <w:t xml:space="preserve">Pe ecran: doua rapoarte forensice alaturate - setul original si setul-test. Categoriile se potrivesc ca tip si proportie. Metoda e validata.</w:t>
       </w:r>
     </w:p>
     <w:p>
@@ -3091,23 +2754,7 @@
           <w:i/>
           <w:sz w:val="20"/>
         </w:rPr>
-        <w:t xml:space="preserve">„Etapa 6: confirmare. Nu construim mai mult </w:t>
-      </w:r>
-      <w:proofErr w:type="spellStart"/>
-      <w:r>
-        <w:rPr>
-          <w:i/>
-          <w:sz w:val="20"/>
-        </w:rPr>
-        <w:t>decât</w:t>
-      </w:r>
-      <w:proofErr w:type="spellEnd"/>
-      <w:r>
-        <w:rPr>
-          <w:i/>
-          <w:sz w:val="20"/>
-        </w:rPr>
-        <w:t xml:space="preserve"> e necesar."</w:t>
+        <w:t xml:space="preserve">„Predau catre C04 tabelul cu dovezile forensice atasate: contaminatile identificate, categoriile documentate, coloanele-martor construite. C04 preia de unde C03 s-a oprit - automatizeaza curatarea.”</w:t>
       </w:r>
     </w:p>
     <w:p>
@@ -3131,55 +2778,7 @@
           <w:rFonts w:ascii="Calibri" w:hAnsi="Calibri"/>
           <w:sz w:val="20"/>
         </w:rPr>
-        <w:t xml:space="preserve">Pe ecran: acțiunile etapei 6. Confirmăm protocolul, predăm baza demonstrabilă către C04.</w:t>
-      </w:r>
-      <w:proofErr w:type="spellStart"/>
-      <w:r>
-        <w:rPr>
-          <w:rFonts w:ascii="Calibri" w:hAnsi="Calibri"/>
-          <w:sz w:val="20"/>
-        </w:rPr>
-        <w:t/>
-      </w:r>
-      <w:proofErr w:type="spellEnd"/>
-      <w:r>
-        <w:rPr>
-          <w:rFonts w:ascii="Calibri" w:hAnsi="Calibri"/>
-          <w:sz w:val="20"/>
-        </w:rPr>
-        <w:t/>
-      </w:r>
-      <w:proofErr w:type="spellStart"/>
-      <w:r>
-        <w:rPr>
-          <w:rFonts w:ascii="Calibri" w:hAnsi="Calibri"/>
-          <w:sz w:val="20"/>
-        </w:rPr>
-        <w:t/>
-      </w:r>
-      <w:proofErr w:type="spellEnd"/>
-      <w:r>
-        <w:rPr>
-          <w:rFonts w:ascii="Calibri" w:hAnsi="Calibri"/>
-          <w:sz w:val="20"/>
-        </w:rPr>
-        <w:t/>
-      </w:r>
-      <w:proofErr w:type="spellStart"/>
-      <w:r>
-        <w:rPr>
-          <w:rFonts w:ascii="Calibri" w:hAnsi="Calibri"/>
-          <w:sz w:val="20"/>
-        </w:rPr>
-        <w:t/>
-      </w:r>
-      <w:proofErr w:type="spellEnd"/>
-      <w:r>
-        <w:rPr>
-          <w:rFonts w:ascii="Calibri" w:hAnsi="Calibri"/>
-          <w:sz w:val="20"/>
-        </w:rPr>
-        <w:t/>
+        <w:t xml:space="preserve">Pe ecran: tabelul final cu coloanele-martor pe langa sursa. Suma martor = suma sursa = 7.986.019,38 lei. Raportul forensic: 550 contaminari documentate, recuperabilitate dovedita, delta 0.</w:t>
       </w:r>
     </w:p>
     <w:p>
@@ -3203,7 +2802,7 @@
           <w:rFonts w:ascii="Calibri" w:hAnsi="Calibri"/>
           <w:sz w:val="20"/>
         </w:rPr>
-        <w:t>AI propune, noi confirmăm. Niciun pas neexplicit.</w:t>
+        <w:t xml:space="preserve">AI rezuma dovezile forensice: 5 categorii, 110 cazuri fiecare, delta 0, metoda reproductibila. C04 are tot ce ii trebuie pentru a construi fluxul automat.</w:t>
       </w:r>
     </w:p>
     <w:p>
@@ -3228,7 +2827,7 @@
           <w:rFonts w:ascii="Calibri" w:hAnsi="Calibri"/>
           <w:sz w:val="20"/>
         </w:rPr>
-        <w:t>Confirmăm martorul: 'Etapa 6 confirmată. Predăm mai departe.'</w:t>
+        <w:t xml:space="preserve">550 contaminari documentate. Recuperabilitate dovedita. Suma conservata. Predam baza demonstrabila - nu aparenta curata.</w:t>
       </w:r>
     </w:p>
     <w:p>
@@ -3252,7 +2851,7 @@
           <w:rFonts w:ascii="Calibri" w:hAnsi="Calibri"/>
           <w:sz w:val="20"/>
         </w:rPr>
-        <w:t xml:space="preserve">Pe ecran: efectul etapei 6. Bază demonstrabilă, predată curată către C04.</w:t>
+        <w:t xml:space="preserve">Pe ecran: tabelul cu dovezile forensice predat. Suma vizibila si suma martor - identice. Nu am curatat datele. Am dovedit ca pot fi curate.</w:t>
       </w:r>
     </w:p>
     <w:p>

--- a/c03/FILM-Excel-03-Auditare.docx
+++ b/c03/FILM-Excel-03-Auditare.docx
@@ -535,7 +535,7 @@
         <w:rPr>
           <w:sz w:val="20"/>
         </w:rPr>
-        <w:t>AI-ul nu repară. AI-ul găsește ce nu se vede</w:t>
+        <w:t>Scannerul forensic vede ce ochiul ratează</w:t>
       </w:r>
       <w:r>
         <w:rPr>
@@ -729,7 +729,7 @@
         <w:rPr>
           <w:sz w:val="20"/>
         </w:rPr>
-        <w:t>Pare curat. De data asta, chiar este.</w:t>
+        <w:t>Curat la vedere. Demonstrat la audit.</w:t>
       </w:r>
     </w:p>
     <w:p>

--- a/c03/FILM-Excel-03-Auditare.docx
+++ b/c03/FILM-Excel-03-Auditare.docx
@@ -886,7 +886,7 @@
           <w:rFonts w:ascii="Calibri" w:hAnsi="Calibri"/>
           <w:sz w:val="20"/>
         </w:rPr>
-        <w:t xml:space="preserve"> demonstrate empiric în 5 categorii. Suma martor conservată 7,986,019.38 lei.</w:t>
+        <w:t xml:space="preserve"> demonstrate empiric în 5 categorii. Suma martor conservată, neschimbată.</w:t>
       </w:r>
     </w:p>
     <w:p>
@@ -1487,7 +1487,7 @@
           <w:rFonts w:ascii="Calibri" w:hAnsi="Calibri"/>
           <w:sz w:val="20"/>
         </w:rPr>
-        <w:t xml:space="preserve">Pe ecran: deschidem fisierul predat de C02. Formula =LEN(A2) pe un camp aparent curat returneaza 8 - valoarea vizibila are 6 caractere. Primele semne ale contaminarii tehnice. Martorul: suma = 7.986.019,38 lei, 2.000 randuri.</w:t>
+        <w:t>Pe ecran: deschidem fisierul predat de C02. Formula =LEN(A2) pe un camp aparent curat returneaza 8 - valoarea vizibila are 6 caractere. Primele semne ale contaminarii tehnice. Martorul: suma de control, 2.000 randuri.</w:t>
       </w:r>
     </w:p>
     <w:p>
@@ -2242,7 +2242,7 @@
           <w:rFonts w:ascii="Calibri" w:hAnsi="Calibri"/>
           <w:sz w:val="20"/>
         </w:rPr>
-        <w:t xml:space="preserve">Pe ecran: COUNTIF(LEN(A:A)-LEN(TRIM(A:A))&gt;0) -&gt; 110. AI: 110. Identice. =SUM(coloana_valori_recuperate) -&gt; 7.986.019,38 lei = martorul initial. Delta 0 - auditul e non-distructiv.</w:t>
+        <w:t>Pe ecran: COUNTIF(LEN(A:A)-LEN(TRIM(A:A))&gt;0) -&gt; 110. AI: 110. Identice. =SUM(coloana_valori_recuperate) -&gt; suma de control = martorul initial. Delta 0 - auditul e non-distructiv.</w:t>
       </w:r>
     </w:p>
     <w:p>
@@ -2778,7 +2778,7 @@
           <w:rFonts w:ascii="Calibri" w:hAnsi="Calibri"/>
           <w:sz w:val="20"/>
         </w:rPr>
-        <w:t xml:space="preserve">Pe ecran: tabelul final cu coloanele-martor pe langa sursa. Suma martor = suma sursa = 7.986.019,38 lei. Raportul forensic: 550 contaminari documentate, recuperabilitate dovedita, delta 0.</w:t>
+        <w:t>Pe ecran: tabelul final cu coloanele-martor pe langa sursa. Suma martor = suma sursa = suma de control. Raportul forensic: 550 contaminari documentate, recuperabilitate dovedita, delta 0.</w:t>
       </w:r>
     </w:p>
     <w:p>

--- a/c03/FILM-Excel-03-Auditare.docx
+++ b/c03/FILM-Excel-03-Auditare.docx
@@ -8,7 +8,7 @@
           <w:b/>
           <w:sz w:val="44"/>
         </w:rPr>
-        <w:t>FILM · C03 AUDITAREA DATELOR</w:t>
+        <w:t>FILM · C03 AUDITAREA ERORILOR ASCUNSE</w:t>
       </w:r>
     </w:p>
     <w:p>
@@ -762,7 +762,7 @@
           <w:rFonts w:ascii="Calibri" w:hAnsi="Calibri"/>
           <w:sz w:val="20"/>
         </w:rPr>
-        <w:t xml:space="preserve"> 03 AUDITAREA DATELOR preia tabelul predat de </w:t>
+        <w:t xml:space="preserve"> 03 AUDITAREA ERORILOR ASCUNSE preia tabelul predat de </w:t>
       </w:r>
       <w:proofErr w:type="spellStart"/>
       <w:r>
@@ -2931,7 +2931,7 @@
           <w:rFonts w:ascii="Calibri" w:hAnsi="Calibri"/>
           <w:sz w:val="20"/>
         </w:rPr>
-        <w:t xml:space="preserve"> 03 AUDITAREA DATELOR.</w:t>
+        <w:t xml:space="preserve"> 03 AUDITAREA ERORILOR ASCUNSE.</w:t>
       </w:r>
     </w:p>
     <w:p>
